--- a/docs/Driving_License_Management_SRS_1.0.docx
+++ b/docs/Driving_License_Management_SRS_1.0.docx
@@ -1958,25 +1958,7 @@
           <w:szCs w:val="22"/>
           <w:lang w:bidi="ar-JO"/>
         </w:rPr>
-        <w:t xml:space="preserve">Driving &amp; Vehicle </w:t>
-      </w:r>
-      <w:proofErr w:type="gramStart"/>
-      <w:r>
-        <w:rPr>
-          <w:sz w:val="22"/>
-          <w:szCs w:val="22"/>
-          <w:lang w:bidi="ar-JO"/>
-        </w:rPr>
-        <w:t>License  Department</w:t>
-      </w:r>
-      <w:proofErr w:type="gramEnd"/>
-      <w:r>
-        <w:rPr>
-          <w:sz w:val="22"/>
-          <w:szCs w:val="22"/>
-          <w:lang w:bidi="ar-JO"/>
-        </w:rPr>
-        <w:t xml:space="preserve"> (DVLD) System is a desktop application developed using C# to manage driver license services. The system helps organize the process of issuing, renewing, replacing, detaining, and releasing driving licenses.</w:t>
+        <w:t>Driving &amp; Vehicle License  Department (DVLD) System is a desktop application developed using C# to manage driver license services. The system helps organize the process of issuing, renewing, replacing, detaining, and releasing driving licenses.</w:t>
       </w:r>
     </w:p>
     <w:p>
@@ -2090,6 +2072,7 @@
     </w:p>
     <w:p>
       <w:pPr>
+        <w:ind w:firstLine="720"/>
         <w:rPr>
           <w:sz w:val="22"/>
           <w:szCs w:val="22"/>
@@ -2129,28 +2112,28 @@
     <w:tbl>
       <w:tblPr>
         <w:tblStyle w:val="GridTable2-Accent4"/>
-        <w:tblW w:w="9107" w:type="dxa"/>
+        <w:tblW w:w="9163" w:type="dxa"/>
         <w:tblLook w:val="04A0" w:firstRow="1" w:lastRow="0" w:firstColumn="1" w:lastColumn="0" w:noHBand="0" w:noVBand="1"/>
       </w:tblPr>
       <w:tblGrid>
-        <w:gridCol w:w="2363"/>
-        <w:gridCol w:w="6744"/>
+        <w:gridCol w:w="2377"/>
+        <w:gridCol w:w="6786"/>
       </w:tblGrid>
       <w:tr>
         <w:trPr>
           <w:cnfStyle w:val="100000000000" w:firstRow="1" w:lastRow="0" w:firstColumn="0" w:lastColumn="0" w:oddVBand="0" w:evenVBand="0" w:oddHBand="0" w:evenHBand="0" w:firstRowFirstColumn="0" w:firstRowLastColumn="0" w:lastRowFirstColumn="0" w:lastRowLastColumn="0"/>
-          <w:trHeight w:val="323"/>
+          <w:trHeight w:val="359"/>
         </w:trPr>
         <w:tc>
           <w:tcPr>
             <w:cnfStyle w:val="001000000000" w:firstRow="0" w:lastRow="0" w:firstColumn="1" w:lastColumn="0" w:oddVBand="0" w:evenVBand="0" w:oddHBand="0" w:evenHBand="0" w:firstRowFirstColumn="0" w:firstRowLastColumn="0" w:lastRowFirstColumn="0" w:lastRowLastColumn="0"/>
-            <w:tcW w:w="2363" w:type="dxa"/>
+            <w:tcW w:w="2377" w:type="dxa"/>
           </w:tcPr>
           <w:p/>
         </w:tc>
         <w:tc>
           <w:tcPr>
-            <w:tcW w:w="6744" w:type="dxa"/>
+            <w:tcW w:w="6786" w:type="dxa"/>
           </w:tcPr>
           <w:p>
             <w:pPr>
@@ -2162,12 +2145,12 @@
       <w:tr>
         <w:trPr>
           <w:cnfStyle w:val="000000100000" w:firstRow="0" w:lastRow="0" w:firstColumn="0" w:lastColumn="0" w:oddVBand="0" w:evenVBand="0" w:oddHBand="1" w:evenHBand="0" w:firstRowFirstColumn="0" w:firstRowLastColumn="0" w:lastRowFirstColumn="0" w:lastRowLastColumn="0"/>
-          <w:trHeight w:val="414"/>
+          <w:trHeight w:val="460"/>
         </w:trPr>
         <w:tc>
           <w:tcPr>
             <w:cnfStyle w:val="001000000000" w:firstRow="0" w:lastRow="0" w:firstColumn="1" w:lastColumn="0" w:oddVBand="0" w:evenVBand="0" w:oddHBand="0" w:evenHBand="0" w:firstRowFirstColumn="0" w:firstRowLastColumn="0" w:lastRowFirstColumn="0" w:lastRowLastColumn="0"/>
-            <w:tcW w:w="2363" w:type="dxa"/>
+            <w:tcW w:w="2377" w:type="dxa"/>
             <w:vAlign w:val="center"/>
           </w:tcPr>
           <w:p>
@@ -2192,7 +2175,7 @@
         </w:tc>
         <w:tc>
           <w:tcPr>
-            <w:tcW w:w="6744" w:type="dxa"/>
+            <w:tcW w:w="6786" w:type="dxa"/>
             <w:vAlign w:val="center"/>
           </w:tcPr>
           <w:p>
@@ -2215,12 +2198,12 @@
       </w:tr>
       <w:tr>
         <w:trPr>
-          <w:trHeight w:val="687"/>
+          <w:trHeight w:val="764"/>
         </w:trPr>
         <w:tc>
           <w:tcPr>
             <w:cnfStyle w:val="001000000000" w:firstRow="0" w:lastRow="0" w:firstColumn="1" w:lastColumn="0" w:oddVBand="0" w:evenVBand="0" w:oddHBand="0" w:evenHBand="0" w:firstRowFirstColumn="0" w:firstRowLastColumn="0" w:lastRowFirstColumn="0" w:lastRowLastColumn="0"/>
-            <w:tcW w:w="2363" w:type="dxa"/>
+            <w:tcW w:w="2377" w:type="dxa"/>
             <w:vAlign w:val="center"/>
           </w:tcPr>
           <w:p>
@@ -2245,7 +2228,7 @@
         </w:tc>
         <w:tc>
           <w:tcPr>
-            <w:tcW w:w="6744" w:type="dxa"/>
+            <w:tcW w:w="6786" w:type="dxa"/>
             <w:vAlign w:val="center"/>
           </w:tcPr>
           <w:p>
@@ -2285,12 +2268,12 @@
       <w:tr>
         <w:trPr>
           <w:cnfStyle w:val="000000100000" w:firstRow="0" w:lastRow="0" w:firstColumn="0" w:lastColumn="0" w:oddVBand="0" w:evenVBand="0" w:oddHBand="1" w:evenHBand="0" w:firstRowFirstColumn="0" w:firstRowLastColumn="0" w:lastRowFirstColumn="0" w:lastRowLastColumn="0"/>
-          <w:trHeight w:val="414"/>
+          <w:trHeight w:val="460"/>
         </w:trPr>
         <w:tc>
           <w:tcPr>
             <w:cnfStyle w:val="001000000000" w:firstRow="0" w:lastRow="0" w:firstColumn="1" w:lastColumn="0" w:oddVBand="0" w:evenVBand="0" w:oddHBand="0" w:evenHBand="0" w:firstRowFirstColumn="0" w:firstRowLastColumn="0" w:lastRowFirstColumn="0" w:lastRowLastColumn="0"/>
-            <w:tcW w:w="2363" w:type="dxa"/>
+            <w:tcW w:w="2377" w:type="dxa"/>
             <w:vAlign w:val="center"/>
           </w:tcPr>
           <w:p>
@@ -2315,7 +2298,7 @@
         </w:tc>
         <w:tc>
           <w:tcPr>
-            <w:tcW w:w="6744" w:type="dxa"/>
+            <w:tcW w:w="6786" w:type="dxa"/>
             <w:vAlign w:val="center"/>
           </w:tcPr>
           <w:p>
@@ -2338,12 +2321,12 @@
       </w:tr>
       <w:tr>
         <w:trPr>
-          <w:trHeight w:val="414"/>
+          <w:trHeight w:val="460"/>
         </w:trPr>
         <w:tc>
           <w:tcPr>
             <w:cnfStyle w:val="001000000000" w:firstRow="0" w:lastRow="0" w:firstColumn="1" w:lastColumn="0" w:oddVBand="0" w:evenVBand="0" w:oddHBand="0" w:evenHBand="0" w:firstRowFirstColumn="0" w:firstRowLastColumn="0" w:lastRowFirstColumn="0" w:lastRowLastColumn="0"/>
-            <w:tcW w:w="2363" w:type="dxa"/>
+            <w:tcW w:w="2377" w:type="dxa"/>
             <w:vAlign w:val="center"/>
           </w:tcPr>
           <w:p>
@@ -2368,7 +2351,7 @@
         </w:tc>
         <w:tc>
           <w:tcPr>
-            <w:tcW w:w="6744" w:type="dxa"/>
+            <w:tcW w:w="6786" w:type="dxa"/>
             <w:vAlign w:val="center"/>
           </w:tcPr>
           <w:p>
@@ -2392,12 +2375,12 @@
       <w:tr>
         <w:trPr>
           <w:cnfStyle w:val="000000100000" w:firstRow="0" w:lastRow="0" w:firstColumn="0" w:lastColumn="0" w:oddVBand="0" w:evenVBand="0" w:oddHBand="1" w:evenHBand="0" w:firstRowFirstColumn="0" w:firstRowLastColumn="0" w:lastRowFirstColumn="0" w:lastRowLastColumn="0"/>
-          <w:trHeight w:val="414"/>
+          <w:trHeight w:val="460"/>
         </w:trPr>
         <w:tc>
           <w:tcPr>
             <w:cnfStyle w:val="001000000000" w:firstRow="0" w:lastRow="0" w:firstColumn="1" w:lastColumn="0" w:oddVBand="0" w:evenVBand="0" w:oddHBand="0" w:evenHBand="0" w:firstRowFirstColumn="0" w:firstRowLastColumn="0" w:lastRowFirstColumn="0" w:lastRowLastColumn="0"/>
-            <w:tcW w:w="2363" w:type="dxa"/>
+            <w:tcW w:w="2377" w:type="dxa"/>
             <w:vAlign w:val="center"/>
           </w:tcPr>
           <w:p>
@@ -2422,7 +2405,7 @@
         </w:tc>
         <w:tc>
           <w:tcPr>
-            <w:tcW w:w="6744" w:type="dxa"/>
+            <w:tcW w:w="6786" w:type="dxa"/>
             <w:vAlign w:val="center"/>
           </w:tcPr>
           <w:p>
@@ -2445,12 +2428,12 @@
       </w:tr>
       <w:tr>
         <w:trPr>
-          <w:trHeight w:val="414"/>
+          <w:trHeight w:val="460"/>
         </w:trPr>
         <w:tc>
           <w:tcPr>
             <w:cnfStyle w:val="001000000000" w:firstRow="0" w:lastRow="0" w:firstColumn="1" w:lastColumn="0" w:oddVBand="0" w:evenVBand="0" w:oddHBand="0" w:evenHBand="0" w:firstRowFirstColumn="0" w:firstRowLastColumn="0" w:lastRowFirstColumn="0" w:lastRowLastColumn="0"/>
-            <w:tcW w:w="2363" w:type="dxa"/>
+            <w:tcW w:w="2377" w:type="dxa"/>
             <w:vAlign w:val="center"/>
           </w:tcPr>
           <w:p>
@@ -2475,7 +2458,7 @@
         </w:tc>
         <w:tc>
           <w:tcPr>
-            <w:tcW w:w="6744" w:type="dxa"/>
+            <w:tcW w:w="6786" w:type="dxa"/>
             <w:vAlign w:val="center"/>
           </w:tcPr>
           <w:p>
@@ -2499,12 +2482,12 @@
       <w:tr>
         <w:trPr>
           <w:cnfStyle w:val="000000100000" w:firstRow="0" w:lastRow="0" w:firstColumn="0" w:lastColumn="0" w:oddVBand="0" w:evenVBand="0" w:oddHBand="1" w:evenHBand="0" w:firstRowFirstColumn="0" w:firstRowLastColumn="0" w:lastRowFirstColumn="0" w:lastRowLastColumn="0"/>
-          <w:trHeight w:val="414"/>
+          <w:trHeight w:val="460"/>
         </w:trPr>
         <w:tc>
           <w:tcPr>
             <w:cnfStyle w:val="001000000000" w:firstRow="0" w:lastRow="0" w:firstColumn="1" w:lastColumn="0" w:oddVBand="0" w:evenVBand="0" w:oddHBand="0" w:evenHBand="0" w:firstRowFirstColumn="0" w:firstRowLastColumn="0" w:lastRowFirstColumn="0" w:lastRowLastColumn="0"/>
-            <w:tcW w:w="2363" w:type="dxa"/>
+            <w:tcW w:w="2377" w:type="dxa"/>
             <w:vAlign w:val="center"/>
           </w:tcPr>
           <w:p>
@@ -2529,7 +2512,7 @@
         </w:tc>
         <w:tc>
           <w:tcPr>
-            <w:tcW w:w="6744" w:type="dxa"/>
+            <w:tcW w:w="6786" w:type="dxa"/>
             <w:vAlign w:val="center"/>
           </w:tcPr>
           <w:p>
@@ -2552,12 +2535,12 @@
       </w:tr>
       <w:tr>
         <w:trPr>
-          <w:trHeight w:val="427"/>
+          <w:trHeight w:val="475"/>
         </w:trPr>
         <w:tc>
           <w:tcPr>
             <w:cnfStyle w:val="001000000000" w:firstRow="0" w:lastRow="0" w:firstColumn="1" w:lastColumn="0" w:oddVBand="0" w:evenVBand="0" w:oddHBand="0" w:evenHBand="0" w:firstRowFirstColumn="0" w:firstRowLastColumn="0" w:lastRowFirstColumn="0" w:lastRowLastColumn="0"/>
-            <w:tcW w:w="2363" w:type="dxa"/>
+            <w:tcW w:w="2377" w:type="dxa"/>
             <w:vAlign w:val="center"/>
           </w:tcPr>
           <w:p>
@@ -2582,7 +2565,7 @@
         </w:tc>
         <w:tc>
           <w:tcPr>
-            <w:tcW w:w="6744" w:type="dxa"/>
+            <w:tcW w:w="6786" w:type="dxa"/>
             <w:vAlign w:val="center"/>
           </w:tcPr>
           <w:p>
@@ -2619,7 +2602,6 @@
         <w:rPr>
           <w:noProof/>
         </w:rPr>
-        <w:lastRenderedPageBreak/>
         <mc:AlternateContent>
           <mc:Choice Requires="wps">
             <w:drawing>
@@ -2859,7 +2841,6 @@
           <w14:ligatures w14:val="none"/>
         </w:rPr>
       </w:pPr>
-      <w:proofErr w:type="gramStart"/>
       <w:r>
         <w:rPr>
           <w:rFonts w:ascii="Times New Roman" w:eastAsia="Times New Roman" w:hAnsi="Symbol" w:cs="Times New Roman"/>
@@ -2878,10 +2859,13 @@
           <w:szCs w:val="22"/>
           <w14:ligatures w14:val="none"/>
         </w:rPr>
-        <w:t xml:space="preserve">  First</w:t>
+        <w:t xml:space="preserve">  First-Time Driving License Issuance.</w:t>
       </w:r>
-      <w:proofErr w:type="gramEnd"/>
-      <w:r>
+    </w:p>
+    <w:p>
+      <w:pPr>
+        <w:spacing w:after="0" w:line="240" w:lineRule="auto"/>
+        <w:ind w:firstLine="360"/>
         <w:rPr>
           <w:rFonts w:ascii="Times New Roman" w:eastAsia="Times New Roman" w:hAnsi="Times New Roman" w:cs="Times New Roman"/>
           <w:kern w:val="0"/>
@@ -2889,22 +2873,7 @@
           <w:szCs w:val="22"/>
           <w14:ligatures w14:val="none"/>
         </w:rPr>
-        <w:t>-Time Driving License Issuance.</w:t>
-      </w:r>
-    </w:p>
-    <w:p>
-      <w:pPr>
-        <w:spacing w:after="0" w:line="240" w:lineRule="auto"/>
-        <w:ind w:firstLine="360"/>
-        <w:rPr>
-          <w:rFonts w:ascii="Times New Roman" w:eastAsia="Times New Roman" w:hAnsi="Times New Roman" w:cs="Times New Roman"/>
-          <w:kern w:val="0"/>
-          <w:sz w:val="22"/>
-          <w:szCs w:val="22"/>
-          <w14:ligatures w14:val="none"/>
-        </w:rPr>
-      </w:pPr>
-      <w:proofErr w:type="gramStart"/>
+      </w:pPr>
       <w:r>
         <w:rPr>
           <w:rFonts w:ascii="Times New Roman" w:eastAsia="Times New Roman" w:hAnsi="Symbol" w:cs="Times New Roman"/>
@@ -2923,10 +2892,13 @@
           <w:szCs w:val="22"/>
           <w14:ligatures w14:val="none"/>
         </w:rPr>
-        <w:t xml:space="preserve">  Retake</w:t>
+        <w:t xml:space="preserve">  Retake Test Management.</w:t>
       </w:r>
-      <w:proofErr w:type="gramEnd"/>
-      <w:r>
+    </w:p>
+    <w:p>
+      <w:pPr>
+        <w:spacing w:after="0" w:line="240" w:lineRule="auto"/>
+        <w:ind w:firstLine="360"/>
         <w:rPr>
           <w:rFonts w:ascii="Times New Roman" w:eastAsia="Times New Roman" w:hAnsi="Times New Roman" w:cs="Times New Roman"/>
           <w:kern w:val="0"/>
@@ -2934,22 +2906,7 @@
           <w:szCs w:val="22"/>
           <w14:ligatures w14:val="none"/>
         </w:rPr>
-        <w:t xml:space="preserve"> Test Management.</w:t>
-      </w:r>
-    </w:p>
-    <w:p>
-      <w:pPr>
-        <w:spacing w:after="0" w:line="240" w:lineRule="auto"/>
-        <w:ind w:firstLine="360"/>
-        <w:rPr>
-          <w:rFonts w:ascii="Times New Roman" w:eastAsia="Times New Roman" w:hAnsi="Times New Roman" w:cs="Times New Roman"/>
-          <w:kern w:val="0"/>
-          <w:sz w:val="22"/>
-          <w:szCs w:val="22"/>
-          <w14:ligatures w14:val="none"/>
-        </w:rPr>
-      </w:pPr>
-      <w:proofErr w:type="gramStart"/>
+      </w:pPr>
       <w:r>
         <w:rPr>
           <w:rFonts w:ascii="Times New Roman" w:eastAsia="Times New Roman" w:hAnsi="Symbol" w:cs="Times New Roman"/>
@@ -2968,10 +2925,13 @@
           <w:szCs w:val="22"/>
           <w14:ligatures w14:val="none"/>
         </w:rPr>
-        <w:t xml:space="preserve">  Driving</w:t>
+        <w:t xml:space="preserve">  Driving License Renewal.</w:t>
       </w:r>
-      <w:proofErr w:type="gramEnd"/>
-      <w:r>
+    </w:p>
+    <w:p>
+      <w:pPr>
+        <w:spacing w:after="0" w:line="240" w:lineRule="auto"/>
+        <w:ind w:firstLine="360"/>
         <w:rPr>
           <w:rFonts w:ascii="Times New Roman" w:eastAsia="Times New Roman" w:hAnsi="Times New Roman" w:cs="Times New Roman"/>
           <w:kern w:val="0"/>
@@ -2979,22 +2939,7 @@
           <w:szCs w:val="22"/>
           <w14:ligatures w14:val="none"/>
         </w:rPr>
-        <w:t xml:space="preserve"> License Renewal.</w:t>
-      </w:r>
-    </w:p>
-    <w:p>
-      <w:pPr>
-        <w:spacing w:after="0" w:line="240" w:lineRule="auto"/>
-        <w:ind w:firstLine="360"/>
-        <w:rPr>
-          <w:rFonts w:ascii="Times New Roman" w:eastAsia="Times New Roman" w:hAnsi="Times New Roman" w:cs="Times New Roman"/>
-          <w:kern w:val="0"/>
-          <w:sz w:val="22"/>
-          <w:szCs w:val="22"/>
-          <w14:ligatures w14:val="none"/>
-        </w:rPr>
-      </w:pPr>
-      <w:proofErr w:type="gramStart"/>
+      </w:pPr>
       <w:r>
         <w:rPr>
           <w:rFonts w:ascii="Times New Roman" w:eastAsia="Times New Roman" w:hAnsi="Symbol" w:cs="Times New Roman"/>
@@ -3013,10 +2958,13 @@
           <w:szCs w:val="22"/>
           <w14:ligatures w14:val="none"/>
         </w:rPr>
-        <w:t xml:space="preserve">  Lost</w:t>
+        <w:t xml:space="preserve">  Lost License Replacement.</w:t>
       </w:r>
-      <w:proofErr w:type="gramEnd"/>
-      <w:r>
+    </w:p>
+    <w:p>
+      <w:pPr>
+        <w:spacing w:after="0" w:line="240" w:lineRule="auto"/>
+        <w:ind w:firstLine="360"/>
         <w:rPr>
           <w:rFonts w:ascii="Times New Roman" w:eastAsia="Times New Roman" w:hAnsi="Times New Roman" w:cs="Times New Roman"/>
           <w:kern w:val="0"/>
@@ -3024,22 +2972,7 @@
           <w:szCs w:val="22"/>
           <w14:ligatures w14:val="none"/>
         </w:rPr>
-        <w:t xml:space="preserve"> License Replacement.</w:t>
-      </w:r>
-    </w:p>
-    <w:p>
-      <w:pPr>
-        <w:spacing w:after="0" w:line="240" w:lineRule="auto"/>
-        <w:ind w:firstLine="360"/>
-        <w:rPr>
-          <w:rFonts w:ascii="Times New Roman" w:eastAsia="Times New Roman" w:hAnsi="Times New Roman" w:cs="Times New Roman"/>
-          <w:kern w:val="0"/>
-          <w:sz w:val="22"/>
-          <w:szCs w:val="22"/>
-          <w14:ligatures w14:val="none"/>
-        </w:rPr>
-      </w:pPr>
-      <w:proofErr w:type="gramStart"/>
+      </w:pPr>
       <w:r>
         <w:rPr>
           <w:rFonts w:ascii="Times New Roman" w:eastAsia="Times New Roman" w:hAnsi="Symbol" w:cs="Times New Roman"/>
@@ -3058,10 +2991,13 @@
           <w:szCs w:val="22"/>
           <w14:ligatures w14:val="none"/>
         </w:rPr>
-        <w:t xml:space="preserve">  Damaged</w:t>
+        <w:t xml:space="preserve">  Damaged License Replacement.</w:t>
       </w:r>
-      <w:proofErr w:type="gramEnd"/>
-      <w:r>
+    </w:p>
+    <w:p>
+      <w:pPr>
+        <w:spacing w:after="0" w:line="240" w:lineRule="auto"/>
+        <w:ind w:firstLine="360"/>
         <w:rPr>
           <w:rFonts w:ascii="Times New Roman" w:eastAsia="Times New Roman" w:hAnsi="Times New Roman" w:cs="Times New Roman"/>
           <w:kern w:val="0"/>
@@ -3069,22 +3005,7 @@
           <w:szCs w:val="22"/>
           <w14:ligatures w14:val="none"/>
         </w:rPr>
-        <w:t xml:space="preserve"> License Replacement.</w:t>
-      </w:r>
-    </w:p>
-    <w:p>
-      <w:pPr>
-        <w:spacing w:after="0" w:line="240" w:lineRule="auto"/>
-        <w:ind w:firstLine="360"/>
-        <w:rPr>
-          <w:rFonts w:ascii="Times New Roman" w:eastAsia="Times New Roman" w:hAnsi="Times New Roman" w:cs="Times New Roman"/>
-          <w:kern w:val="0"/>
-          <w:sz w:val="22"/>
-          <w:szCs w:val="22"/>
-          <w14:ligatures w14:val="none"/>
-        </w:rPr>
-      </w:pPr>
-      <w:proofErr w:type="gramStart"/>
+      </w:pPr>
       <w:r>
         <w:rPr>
           <w:rFonts w:ascii="Times New Roman" w:eastAsia="Times New Roman" w:hAnsi="Symbol" w:cs="Times New Roman"/>
@@ -3103,10 +3024,13 @@
           <w:szCs w:val="22"/>
           <w14:ligatures w14:val="none"/>
         </w:rPr>
-        <w:t xml:space="preserve">  Driving</w:t>
+        <w:t xml:space="preserve">  Driving License Release.</w:t>
       </w:r>
-      <w:proofErr w:type="gramEnd"/>
-      <w:r>
+    </w:p>
+    <w:p>
+      <w:pPr>
+        <w:spacing w:after="0" w:line="240" w:lineRule="auto"/>
+        <w:ind w:firstLine="360"/>
         <w:rPr>
           <w:rFonts w:ascii="Times New Roman" w:eastAsia="Times New Roman" w:hAnsi="Times New Roman" w:cs="Times New Roman"/>
           <w:kern w:val="0"/>
@@ -3114,22 +3038,7 @@
           <w:szCs w:val="22"/>
           <w14:ligatures w14:val="none"/>
         </w:rPr>
-        <w:t xml:space="preserve"> License Release.</w:t>
-      </w:r>
-    </w:p>
-    <w:p>
-      <w:pPr>
-        <w:spacing w:after="0" w:line="240" w:lineRule="auto"/>
-        <w:ind w:firstLine="360"/>
-        <w:rPr>
-          <w:rFonts w:ascii="Times New Roman" w:eastAsia="Times New Roman" w:hAnsi="Times New Roman" w:cs="Times New Roman"/>
-          <w:kern w:val="0"/>
-          <w:sz w:val="22"/>
-          <w:szCs w:val="22"/>
-          <w14:ligatures w14:val="none"/>
-        </w:rPr>
-      </w:pPr>
-      <w:proofErr w:type="gramStart"/>
+      </w:pPr>
       <w:r>
         <w:rPr>
           <w:rFonts w:ascii="Times New Roman" w:eastAsia="Times New Roman" w:hAnsi="Symbol" w:cs="Times New Roman"/>
@@ -3148,10 +3057,13 @@
           <w:szCs w:val="22"/>
           <w14:ligatures w14:val="none"/>
         </w:rPr>
-        <w:t xml:space="preserve">  International</w:t>
+        <w:t xml:space="preserve">  International Driving License Issuance.</w:t>
       </w:r>
-      <w:proofErr w:type="gramEnd"/>
-      <w:r>
+    </w:p>
+    <w:p>
+      <w:pPr>
+        <w:spacing w:after="0" w:line="240" w:lineRule="auto"/>
+        <w:ind w:firstLine="360"/>
         <w:rPr>
           <w:rFonts w:ascii="Times New Roman" w:eastAsia="Times New Roman" w:hAnsi="Times New Roman" w:cs="Times New Roman"/>
           <w:kern w:val="0"/>
@@ -3159,22 +3071,7 @@
           <w:szCs w:val="22"/>
           <w14:ligatures w14:val="none"/>
         </w:rPr>
-        <w:t xml:space="preserve"> Driving License Issuance.</w:t>
-      </w:r>
-    </w:p>
-    <w:p>
-      <w:pPr>
-        <w:spacing w:after="0" w:line="240" w:lineRule="auto"/>
-        <w:ind w:firstLine="360"/>
-        <w:rPr>
-          <w:rFonts w:ascii="Times New Roman" w:eastAsia="Times New Roman" w:hAnsi="Times New Roman" w:cs="Times New Roman"/>
-          <w:kern w:val="0"/>
-          <w:sz w:val="22"/>
-          <w:szCs w:val="22"/>
-          <w14:ligatures w14:val="none"/>
-        </w:rPr>
-      </w:pPr>
-      <w:proofErr w:type="gramStart"/>
+      </w:pPr>
       <w:r>
         <w:rPr>
           <w:rFonts w:ascii="Times New Roman" w:eastAsia="Times New Roman" w:hAnsi="Symbol" w:cs="Times New Roman"/>
@@ -3193,10 +3090,13 @@
           <w:szCs w:val="22"/>
           <w14:ligatures w14:val="none"/>
         </w:rPr>
-        <w:t xml:space="preserve">  Vision</w:t>
+        <w:t xml:space="preserve">  Vision Test Management.</w:t>
       </w:r>
-      <w:proofErr w:type="gramEnd"/>
-      <w:r>
+    </w:p>
+    <w:p>
+      <w:pPr>
+        <w:spacing w:after="0" w:line="240" w:lineRule="auto"/>
+        <w:ind w:firstLine="360"/>
         <w:rPr>
           <w:rFonts w:ascii="Times New Roman" w:eastAsia="Times New Roman" w:hAnsi="Times New Roman" w:cs="Times New Roman"/>
           <w:kern w:val="0"/>
@@ -3204,22 +3104,7 @@
           <w:szCs w:val="22"/>
           <w14:ligatures w14:val="none"/>
         </w:rPr>
-        <w:t xml:space="preserve"> Test Management.</w:t>
-      </w:r>
-    </w:p>
-    <w:p>
-      <w:pPr>
-        <w:spacing w:after="0" w:line="240" w:lineRule="auto"/>
-        <w:ind w:firstLine="360"/>
-        <w:rPr>
-          <w:rFonts w:ascii="Times New Roman" w:eastAsia="Times New Roman" w:hAnsi="Times New Roman" w:cs="Times New Roman"/>
-          <w:kern w:val="0"/>
-          <w:sz w:val="22"/>
-          <w:szCs w:val="22"/>
-          <w14:ligatures w14:val="none"/>
-        </w:rPr>
-      </w:pPr>
-      <w:proofErr w:type="gramStart"/>
+      </w:pPr>
       <w:r>
         <w:rPr>
           <w:rFonts w:ascii="Times New Roman" w:eastAsia="Times New Roman" w:hAnsi="Symbol" w:cs="Times New Roman"/>
@@ -3238,10 +3123,13 @@
           <w:szCs w:val="22"/>
           <w14:ligatures w14:val="none"/>
         </w:rPr>
-        <w:t xml:space="preserve">  Written</w:t>
+        <w:t xml:space="preserve">  Written Test Management.</w:t>
       </w:r>
-      <w:proofErr w:type="gramEnd"/>
-      <w:r>
+    </w:p>
+    <w:p>
+      <w:pPr>
+        <w:spacing w:after="0" w:line="240" w:lineRule="auto"/>
+        <w:ind w:firstLine="360"/>
         <w:rPr>
           <w:rFonts w:ascii="Times New Roman" w:eastAsia="Times New Roman" w:hAnsi="Times New Roman" w:cs="Times New Roman"/>
           <w:kern w:val="0"/>
@@ -3249,22 +3137,7 @@
           <w:szCs w:val="22"/>
           <w14:ligatures w14:val="none"/>
         </w:rPr>
-        <w:t xml:space="preserve"> Test Management.</w:t>
-      </w:r>
-    </w:p>
-    <w:p>
-      <w:pPr>
-        <w:spacing w:after="0" w:line="240" w:lineRule="auto"/>
-        <w:ind w:firstLine="360"/>
-        <w:rPr>
-          <w:rFonts w:ascii="Times New Roman" w:eastAsia="Times New Roman" w:hAnsi="Times New Roman" w:cs="Times New Roman"/>
-          <w:kern w:val="0"/>
-          <w:sz w:val="22"/>
-          <w:szCs w:val="22"/>
-          <w14:ligatures w14:val="none"/>
-        </w:rPr>
-      </w:pPr>
-      <w:proofErr w:type="gramStart"/>
+      </w:pPr>
       <w:r>
         <w:rPr>
           <w:rFonts w:ascii="Times New Roman" w:eastAsia="Times New Roman" w:hAnsi="Symbol" w:cs="Times New Roman"/>
@@ -3283,10 +3156,13 @@
           <w:szCs w:val="22"/>
           <w14:ligatures w14:val="none"/>
         </w:rPr>
-        <w:t xml:space="preserve">  Practical</w:t>
+        <w:t xml:space="preserve">  Practical Test Management.</w:t>
       </w:r>
-      <w:proofErr w:type="gramEnd"/>
-      <w:r>
+    </w:p>
+    <w:p>
+      <w:pPr>
+        <w:spacing w:after="0" w:line="240" w:lineRule="auto"/>
+        <w:ind w:firstLine="360"/>
         <w:rPr>
           <w:rFonts w:ascii="Times New Roman" w:eastAsia="Times New Roman" w:hAnsi="Times New Roman" w:cs="Times New Roman"/>
           <w:kern w:val="0"/>
@@ -3294,22 +3170,7 @@
           <w:szCs w:val="22"/>
           <w14:ligatures w14:val="none"/>
         </w:rPr>
-        <w:t xml:space="preserve"> Test Management.</w:t>
-      </w:r>
-    </w:p>
-    <w:p>
-      <w:pPr>
-        <w:spacing w:after="0" w:line="240" w:lineRule="auto"/>
-        <w:ind w:firstLine="360"/>
-        <w:rPr>
-          <w:rFonts w:ascii="Times New Roman" w:eastAsia="Times New Roman" w:hAnsi="Times New Roman" w:cs="Times New Roman"/>
-          <w:kern w:val="0"/>
-          <w:sz w:val="22"/>
-          <w:szCs w:val="22"/>
-          <w14:ligatures w14:val="none"/>
-        </w:rPr>
-      </w:pPr>
-      <w:proofErr w:type="gramStart"/>
+      </w:pPr>
       <w:r>
         <w:rPr>
           <w:rFonts w:ascii="Times New Roman" w:eastAsia="Times New Roman" w:hAnsi="Symbol" w:cs="Times New Roman"/>
@@ -3328,10 +3189,13 @@
           <w:szCs w:val="22"/>
           <w14:ligatures w14:val="none"/>
         </w:rPr>
-        <w:t xml:space="preserve">  License</w:t>
+        <w:t xml:space="preserve">  License Class Management.</w:t>
       </w:r>
-      <w:proofErr w:type="gramEnd"/>
-      <w:r>
+    </w:p>
+    <w:p>
+      <w:pPr>
+        <w:spacing w:after="0" w:line="240" w:lineRule="auto"/>
+        <w:ind w:firstLine="360"/>
         <w:rPr>
           <w:rFonts w:ascii="Times New Roman" w:eastAsia="Times New Roman" w:hAnsi="Times New Roman" w:cs="Times New Roman"/>
           <w:kern w:val="0"/>
@@ -3339,22 +3203,7 @@
           <w:szCs w:val="22"/>
           <w14:ligatures w14:val="none"/>
         </w:rPr>
-        <w:t xml:space="preserve"> Class Management.</w:t>
-      </w:r>
-    </w:p>
-    <w:p>
-      <w:pPr>
-        <w:spacing w:after="0" w:line="240" w:lineRule="auto"/>
-        <w:ind w:firstLine="360"/>
-        <w:rPr>
-          <w:rFonts w:ascii="Times New Roman" w:eastAsia="Times New Roman" w:hAnsi="Times New Roman" w:cs="Times New Roman"/>
-          <w:kern w:val="0"/>
-          <w:sz w:val="22"/>
-          <w:szCs w:val="22"/>
-          <w14:ligatures w14:val="none"/>
-        </w:rPr>
-      </w:pPr>
-      <w:proofErr w:type="gramStart"/>
+      </w:pPr>
       <w:r>
         <w:rPr>
           <w:rFonts w:ascii="Times New Roman" w:eastAsia="Times New Roman" w:hAnsi="Symbol" w:cs="Times New Roman"/>
@@ -3373,10 +3222,13 @@
           <w:szCs w:val="22"/>
           <w14:ligatures w14:val="none"/>
         </w:rPr>
-        <w:t xml:space="preserve">  User</w:t>
+        <w:t xml:space="preserve">  User Management and Permissions.</w:t>
       </w:r>
-      <w:proofErr w:type="gramEnd"/>
-      <w:r>
+    </w:p>
+    <w:p>
+      <w:pPr>
+        <w:spacing w:after="0" w:line="240" w:lineRule="auto"/>
+        <w:ind w:firstLine="360"/>
         <w:rPr>
           <w:rFonts w:ascii="Times New Roman" w:eastAsia="Times New Roman" w:hAnsi="Times New Roman" w:cs="Times New Roman"/>
           <w:kern w:val="0"/>
@@ -3384,22 +3236,7 @@
           <w:szCs w:val="22"/>
           <w14:ligatures w14:val="none"/>
         </w:rPr>
-        <w:t xml:space="preserve"> Management and Permissions.</w:t>
-      </w:r>
-    </w:p>
-    <w:p>
-      <w:pPr>
-        <w:spacing w:after="0" w:line="240" w:lineRule="auto"/>
-        <w:ind w:firstLine="360"/>
-        <w:rPr>
-          <w:rFonts w:ascii="Times New Roman" w:eastAsia="Times New Roman" w:hAnsi="Times New Roman" w:cs="Times New Roman"/>
-          <w:kern w:val="0"/>
-          <w:sz w:val="22"/>
-          <w:szCs w:val="22"/>
-          <w14:ligatures w14:val="none"/>
-        </w:rPr>
-      </w:pPr>
-      <w:proofErr w:type="gramStart"/>
+      </w:pPr>
       <w:r>
         <w:rPr>
           <w:rFonts w:ascii="Times New Roman" w:eastAsia="Times New Roman" w:hAnsi="Symbol" w:cs="Times New Roman"/>
@@ -3418,10 +3255,13 @@
           <w:szCs w:val="22"/>
           <w14:ligatures w14:val="none"/>
         </w:rPr>
-        <w:t xml:space="preserve">  Person</w:t>
+        <w:t xml:space="preserve">  Person Management.</w:t>
       </w:r>
-      <w:proofErr w:type="gramEnd"/>
-      <w:r>
+    </w:p>
+    <w:p>
+      <w:pPr>
+        <w:spacing w:after="0" w:line="240" w:lineRule="auto"/>
+        <w:ind w:firstLine="360"/>
         <w:rPr>
           <w:rFonts w:ascii="Times New Roman" w:eastAsia="Times New Roman" w:hAnsi="Times New Roman" w:cs="Times New Roman"/>
           <w:kern w:val="0"/>
@@ -3429,22 +3269,7 @@
           <w:szCs w:val="22"/>
           <w14:ligatures w14:val="none"/>
         </w:rPr>
-        <w:t xml:space="preserve"> Management.</w:t>
-      </w:r>
-    </w:p>
-    <w:p>
-      <w:pPr>
-        <w:spacing w:after="0" w:line="240" w:lineRule="auto"/>
-        <w:ind w:firstLine="360"/>
-        <w:rPr>
-          <w:rFonts w:ascii="Times New Roman" w:eastAsia="Times New Roman" w:hAnsi="Times New Roman" w:cs="Times New Roman"/>
-          <w:kern w:val="0"/>
-          <w:sz w:val="22"/>
-          <w:szCs w:val="22"/>
-          <w14:ligatures w14:val="none"/>
-        </w:rPr>
-      </w:pPr>
-      <w:proofErr w:type="gramStart"/>
+      </w:pPr>
       <w:r>
         <w:rPr>
           <w:rFonts w:ascii="Times New Roman" w:eastAsia="Times New Roman" w:hAnsi="Symbol" w:cs="Times New Roman"/>
@@ -3463,10 +3288,13 @@
           <w:szCs w:val="22"/>
           <w14:ligatures w14:val="none"/>
         </w:rPr>
-        <w:t xml:space="preserve">  Driver</w:t>
+        <w:t xml:space="preserve">  Driver Management.</w:t>
       </w:r>
-      <w:proofErr w:type="gramEnd"/>
-      <w:r>
+    </w:p>
+    <w:p>
+      <w:pPr>
+        <w:spacing w:after="0" w:line="240" w:lineRule="auto"/>
+        <w:ind w:firstLine="360"/>
         <w:rPr>
           <w:rFonts w:ascii="Times New Roman" w:eastAsia="Times New Roman" w:hAnsi="Times New Roman" w:cs="Times New Roman"/>
           <w:kern w:val="0"/>
@@ -3474,22 +3302,7 @@
           <w:szCs w:val="22"/>
           <w14:ligatures w14:val="none"/>
         </w:rPr>
-        <w:t xml:space="preserve"> Management.</w:t>
-      </w:r>
-    </w:p>
-    <w:p>
-      <w:pPr>
-        <w:spacing w:after="0" w:line="240" w:lineRule="auto"/>
-        <w:ind w:firstLine="360"/>
-        <w:rPr>
-          <w:rFonts w:ascii="Times New Roman" w:eastAsia="Times New Roman" w:hAnsi="Times New Roman" w:cs="Times New Roman"/>
-          <w:kern w:val="0"/>
-          <w:sz w:val="22"/>
-          <w:szCs w:val="22"/>
-          <w14:ligatures w14:val="none"/>
-        </w:rPr>
-      </w:pPr>
-      <w:proofErr w:type="gramStart"/>
+      </w:pPr>
       <w:r>
         <w:rPr>
           <w:rFonts w:ascii="Times New Roman" w:eastAsia="Times New Roman" w:hAnsi="Symbol" w:cs="Times New Roman"/>
@@ -3508,10 +3321,13 @@
           <w:szCs w:val="22"/>
           <w14:ligatures w14:val="none"/>
         </w:rPr>
-        <w:t xml:space="preserve">  Application</w:t>
+        <w:t xml:space="preserve">  Application Management.</w:t>
       </w:r>
-      <w:proofErr w:type="gramEnd"/>
-      <w:r>
+    </w:p>
+    <w:p>
+      <w:pPr>
+        <w:spacing w:after="0" w:line="240" w:lineRule="auto"/>
+        <w:ind w:firstLine="360"/>
         <w:rPr>
           <w:rFonts w:ascii="Times New Roman" w:eastAsia="Times New Roman" w:hAnsi="Times New Roman" w:cs="Times New Roman"/>
           <w:kern w:val="0"/>
@@ -3519,22 +3335,7 @@
           <w:szCs w:val="22"/>
           <w14:ligatures w14:val="none"/>
         </w:rPr>
-        <w:t xml:space="preserve"> Management.</w:t>
-      </w:r>
-    </w:p>
-    <w:p>
-      <w:pPr>
-        <w:spacing w:after="0" w:line="240" w:lineRule="auto"/>
-        <w:ind w:firstLine="360"/>
-        <w:rPr>
-          <w:rFonts w:ascii="Times New Roman" w:eastAsia="Times New Roman" w:hAnsi="Times New Roman" w:cs="Times New Roman"/>
-          <w:kern w:val="0"/>
-          <w:sz w:val="22"/>
-          <w:szCs w:val="22"/>
-          <w14:ligatures w14:val="none"/>
-        </w:rPr>
-      </w:pPr>
-      <w:proofErr w:type="gramStart"/>
+      </w:pPr>
       <w:r>
         <w:rPr>
           <w:rFonts w:ascii="Times New Roman" w:eastAsia="Times New Roman" w:hAnsi="Symbol" w:cs="Times New Roman"/>
@@ -3553,10 +3354,13 @@
           <w:szCs w:val="22"/>
           <w14:ligatures w14:val="none"/>
         </w:rPr>
-        <w:t xml:space="preserve">  Test</w:t>
+        <w:t xml:space="preserve">  Test Type Management.</w:t>
       </w:r>
-      <w:proofErr w:type="gramEnd"/>
-      <w:r>
+    </w:p>
+    <w:p>
+      <w:pPr>
+        <w:spacing w:after="0" w:line="240" w:lineRule="auto"/>
+        <w:ind w:firstLine="360"/>
         <w:rPr>
           <w:rFonts w:ascii="Times New Roman" w:eastAsia="Times New Roman" w:hAnsi="Times New Roman" w:cs="Times New Roman"/>
           <w:kern w:val="0"/>
@@ -3564,22 +3368,7 @@
           <w:szCs w:val="22"/>
           <w14:ligatures w14:val="none"/>
         </w:rPr>
-        <w:t xml:space="preserve"> Type Management.</w:t>
-      </w:r>
-    </w:p>
-    <w:p>
-      <w:pPr>
-        <w:spacing w:after="0" w:line="240" w:lineRule="auto"/>
-        <w:ind w:firstLine="360"/>
-        <w:rPr>
-          <w:rFonts w:ascii="Times New Roman" w:eastAsia="Times New Roman" w:hAnsi="Times New Roman" w:cs="Times New Roman"/>
-          <w:kern w:val="0"/>
-          <w:sz w:val="22"/>
-          <w:szCs w:val="22"/>
-          <w14:ligatures w14:val="none"/>
-        </w:rPr>
-      </w:pPr>
-      <w:proofErr w:type="gramStart"/>
+      </w:pPr>
       <w:r>
         <w:rPr>
           <w:rFonts w:ascii="Times New Roman" w:eastAsia="Times New Roman" w:hAnsi="Symbol" w:cs="Times New Roman"/>
@@ -3598,18 +3387,7 @@
           <w:szCs w:val="22"/>
           <w14:ligatures w14:val="none"/>
         </w:rPr>
-        <w:t xml:space="preserve">  License</w:t>
-      </w:r>
-      <w:proofErr w:type="gramEnd"/>
-      <w:r>
-        <w:rPr>
-          <w:rFonts w:ascii="Times New Roman" w:eastAsia="Times New Roman" w:hAnsi="Times New Roman" w:cs="Times New Roman"/>
-          <w:kern w:val="0"/>
-          <w:sz w:val="22"/>
-          <w:szCs w:val="22"/>
-          <w14:ligatures w14:val="none"/>
-        </w:rPr>
-        <w:t xml:space="preserve"> Inquiry and Search.</w:t>
+        <w:t xml:space="preserve">  License Inquiry and Search.</w:t>
       </w:r>
     </w:p>
     <w:p>
@@ -3622,7 +3400,6 @@
           <w:rtl/>
         </w:rPr>
       </w:pPr>
-      <w:proofErr w:type="gramStart"/>
       <w:r>
         <w:rPr>
           <w:rFonts w:ascii="Times New Roman" w:eastAsia="Times New Roman" w:hAnsi="Symbol" w:cs="Times New Roman"/>
@@ -3648,15 +3425,7 @@
           <w:sz w:val="20"/>
           <w:szCs w:val="20"/>
         </w:rPr>
-        <w:t>Generating</w:t>
-      </w:r>
-      <w:proofErr w:type="gramEnd"/>
-      <w:r>
-        <w:rPr>
-          <w:sz w:val="20"/>
-          <w:szCs w:val="20"/>
-        </w:rPr>
-        <w:t xml:space="preserve"> records and reports to licenses and applications</w:t>
+        <w:t>Generating records and reports to licenses and applications</w:t>
       </w:r>
     </w:p>
     <w:p>
@@ -3671,7 +3440,6 @@
           <w14:ligatures w14:val="none"/>
         </w:rPr>
       </w:pPr>
-      <w:proofErr w:type="gramStart"/>
       <w:r>
         <w:rPr>
           <w:rFonts w:ascii="Times New Roman" w:eastAsia="Times New Roman" w:hAnsi="Symbol" w:cs="Times New Roman"/>
@@ -3690,10 +3458,13 @@
           <w:szCs w:val="22"/>
           <w14:ligatures w14:val="none"/>
         </w:rPr>
-        <w:t xml:space="preserve">  Driving</w:t>
+        <w:t xml:space="preserve">  Driving License Detention.</w:t>
       </w:r>
-      <w:proofErr w:type="gramEnd"/>
-      <w:r>
+    </w:p>
+    <w:p>
+      <w:pPr>
+        <w:spacing w:after="0"/>
+        <w:ind w:firstLine="360"/>
         <w:rPr>
           <w:rFonts w:ascii="Times New Roman" w:eastAsia="Times New Roman" w:hAnsi="Times New Roman" w:cs="Times New Roman"/>
           <w:kern w:val="0"/>
@@ -3701,22 +3472,7 @@
           <w:szCs w:val="22"/>
           <w14:ligatures w14:val="none"/>
         </w:rPr>
-        <w:t xml:space="preserve"> License Detention.</w:t>
-      </w:r>
-    </w:p>
-    <w:p>
-      <w:pPr>
-        <w:spacing w:after="0"/>
-        <w:ind w:firstLine="360"/>
-        <w:rPr>
-          <w:rFonts w:ascii="Times New Roman" w:eastAsia="Times New Roman" w:hAnsi="Times New Roman" w:cs="Times New Roman"/>
-          <w:kern w:val="0"/>
-          <w:sz w:val="22"/>
-          <w:szCs w:val="22"/>
-          <w14:ligatures w14:val="none"/>
-        </w:rPr>
-      </w:pPr>
-      <w:proofErr w:type="gramStart"/>
+      </w:pPr>
       <w:r>
         <w:rPr>
           <w:rFonts w:ascii="Times New Roman" w:eastAsia="Times New Roman" w:hAnsi="Symbol" w:cs="Times New Roman"/>
@@ -3735,18 +3491,7 @@
           <w:szCs w:val="22"/>
           <w14:ligatures w14:val="none"/>
         </w:rPr>
-        <w:t xml:space="preserve">  Audit</w:t>
-      </w:r>
-      <w:proofErr w:type="gramEnd"/>
-      <w:r>
-        <w:rPr>
-          <w:rFonts w:ascii="Times New Roman" w:eastAsia="Times New Roman" w:hAnsi="Times New Roman" w:cs="Times New Roman"/>
-          <w:kern w:val="0"/>
-          <w:sz w:val="22"/>
-          <w:szCs w:val="22"/>
-          <w14:ligatures w14:val="none"/>
-        </w:rPr>
-        <w:t xml:space="preserve"> Tracking and Activity Logging.</w:t>
+        <w:t xml:space="preserve">  Audit Tracking and Activity Logging.</w:t>
       </w:r>
     </w:p>
     <w:p>
@@ -3833,7 +3578,6 @@
           <w:b/>
           <w:bCs/>
         </w:rPr>
-        <w:lastRenderedPageBreak/>
         <w:t>2.3 User Needs</w:t>
       </w:r>
     </w:p>
@@ -4293,7 +4037,7 @@
     </w:p>
     <w:p>
       <w:pPr>
-        <w:ind w:left="360"/>
+        <w:ind w:left="360" w:firstLine="360"/>
         <w:rPr>
           <w:sz w:val="22"/>
           <w:szCs w:val="22"/>
@@ -4309,7 +4053,7 @@
     </w:p>
     <w:p>
       <w:pPr>
-        <w:ind w:left="360"/>
+        <w:ind w:left="360" w:firstLine="360"/>
         <w:rPr>
           <w:sz w:val="22"/>
           <w:szCs w:val="22"/>
@@ -4320,28 +4064,12 @@
           <w:sz w:val="22"/>
           <w:szCs w:val="22"/>
         </w:rPr>
-        <w:t xml:space="preserve">The development process will be </w:t>
+        <w:t>The development process will be follow an incremental approach, where the system is divided into multiple modules such as person management, application management, test management, and license services. Each module will be designed, implemented, tested, and integrated gradually.</w:t>
       </w:r>
-      <w:proofErr w:type="gramStart"/>
-      <w:r>
-        <w:rPr>
-          <w:sz w:val="22"/>
-          <w:szCs w:val="22"/>
-        </w:rPr>
-        <w:t>follow</w:t>
-      </w:r>
-      <w:proofErr w:type="gramEnd"/>
-      <w:r>
-        <w:rPr>
-          <w:sz w:val="22"/>
-          <w:szCs w:val="22"/>
-        </w:rPr>
-        <w:t xml:space="preserve"> an incremental approach, where the system is divided into multiple modules such as person management, application management, test management, and license services. Each module will be designed, implemented, tested, and integrated gradually.</w:t>
-      </w:r>
-    </w:p>
-    <w:p>
-      <w:pPr>
-        <w:ind w:left="360"/>
+    </w:p>
+    <w:p>
+      <w:pPr>
+        <w:ind w:left="360" w:firstLine="360"/>
         <w:rPr>
           <w:sz w:val="22"/>
           <w:szCs w:val="22"/>
@@ -4357,7 +4085,7 @@
     </w:p>
     <w:p>
       <w:pPr>
-        <w:ind w:left="360"/>
+        <w:ind w:left="360" w:firstLine="360"/>
         <w:rPr>
           <w:sz w:val="22"/>
           <w:szCs w:val="22"/>
@@ -5502,7 +5230,6 @@
           </w:tcPr>
           <w:p>
             <w:pPr>
-              <w:spacing w:after="120"/>
               <w:rPr>
                 <w:sz w:val="22"/>
                 <w:szCs w:val="22"/>
@@ -5524,7 +5251,6 @@
           </w:tcPr>
           <w:p>
             <w:pPr>
-              <w:spacing w:after="120"/>
               <w:cnfStyle w:val="100000000000" w:firstRow="1" w:lastRow="0" w:firstColumn="0" w:lastColumn="0" w:oddVBand="0" w:evenVBand="0" w:oddHBand="0" w:evenHBand="0" w:firstRowFirstColumn="0" w:firstRowLastColumn="0" w:lastRowFirstColumn="0" w:lastRowLastColumn="0"/>
               <w:rPr>
                 <w:sz w:val="22"/>
@@ -5576,7 +5302,6 @@
           </w:tcPr>
           <w:p>
             <w:pPr>
-              <w:spacing w:after="80"/>
               <w:rPr>
                 <w:b w:val="0"/>
                 <w:bCs w:val="0"/>
@@ -5602,7 +5327,6 @@
           </w:tcPr>
           <w:p>
             <w:pPr>
-              <w:spacing w:after="80"/>
               <w:cnfStyle w:val="000000100000" w:firstRow="0" w:lastRow="0" w:firstColumn="0" w:lastColumn="0" w:oddVBand="0" w:evenVBand="0" w:oddHBand="1" w:evenHBand="0" w:firstRowFirstColumn="0" w:firstRowLastColumn="0" w:lastRowFirstColumn="0" w:lastRowLastColumn="0"/>
               <w:rPr>
                 <w:sz w:val="22"/>
@@ -5626,7 +5350,6 @@
           </w:tcPr>
           <w:p>
             <w:pPr>
-              <w:spacing w:after="80"/>
               <w:cnfStyle w:val="000000100000" w:firstRow="0" w:lastRow="0" w:firstColumn="0" w:lastColumn="0" w:oddVBand="0" w:evenVBand="0" w:oddHBand="1" w:evenHBand="0" w:firstRowFirstColumn="0" w:firstRowLastColumn="0" w:lastRowFirstColumn="0" w:lastRowLastColumn="0"/>
               <w:rPr>
                 <w:sz w:val="22"/>
@@ -5652,7 +5375,6 @@
           </w:tcPr>
           <w:p>
             <w:pPr>
-              <w:spacing w:after="80"/>
               <w:rPr>
                 <w:b w:val="0"/>
                 <w:bCs w:val="0"/>
@@ -5680,7 +5402,6 @@
           </w:tcPr>
           <w:p>
             <w:pPr>
-              <w:spacing w:after="80"/>
               <w:cnfStyle w:val="000000000000" w:firstRow="0" w:lastRow="0" w:firstColumn="0" w:lastColumn="0" w:oddVBand="0" w:evenVBand="0" w:oddHBand="0" w:evenHBand="0" w:firstRowFirstColumn="0" w:firstRowLastColumn="0" w:lastRowFirstColumn="0" w:lastRowLastColumn="0"/>
               <w:rPr>
                 <w:sz w:val="22"/>
@@ -5704,7 +5425,6 @@
           </w:tcPr>
           <w:p>
             <w:pPr>
-              <w:spacing w:after="80"/>
               <w:cnfStyle w:val="000000000000" w:firstRow="0" w:lastRow="0" w:firstColumn="0" w:lastColumn="0" w:oddVBand="0" w:evenVBand="0" w:oddHBand="0" w:evenHBand="0" w:firstRowFirstColumn="0" w:firstRowLastColumn="0" w:lastRowFirstColumn="0" w:lastRowLastColumn="0"/>
               <w:rPr>
                 <w:sz w:val="22"/>
@@ -5733,7 +5453,6 @@
           </w:tcPr>
           <w:p>
             <w:pPr>
-              <w:spacing w:after="80"/>
               <w:rPr>
                 <w:b w:val="0"/>
                 <w:bCs w:val="0"/>
@@ -5760,7 +5479,6 @@
           </w:tcPr>
           <w:p>
             <w:pPr>
-              <w:spacing w:after="80"/>
               <w:cnfStyle w:val="000000100000" w:firstRow="0" w:lastRow="0" w:firstColumn="0" w:lastColumn="0" w:oddVBand="0" w:evenVBand="0" w:oddHBand="1" w:evenHBand="0" w:firstRowFirstColumn="0" w:firstRowLastColumn="0" w:lastRowFirstColumn="0" w:lastRowLastColumn="0"/>
               <w:rPr>
                 <w:sz w:val="22"/>
@@ -5784,7 +5502,6 @@
           </w:tcPr>
           <w:p>
             <w:pPr>
-              <w:spacing w:after="80"/>
               <w:cnfStyle w:val="000000100000" w:firstRow="0" w:lastRow="0" w:firstColumn="0" w:lastColumn="0" w:oddVBand="0" w:evenVBand="0" w:oddHBand="1" w:evenHBand="0" w:firstRowFirstColumn="0" w:firstRowLastColumn="0" w:lastRowFirstColumn="0" w:lastRowLastColumn="0"/>
               <w:rPr>
                 <w:sz w:val="22"/>
@@ -5810,7 +5527,6 @@
           </w:tcPr>
           <w:p>
             <w:pPr>
-              <w:spacing w:after="80"/>
               <w:rPr>
                 <w:sz w:val="22"/>
                 <w:szCs w:val="22"/>
@@ -5835,7 +5551,6 @@
           </w:tcPr>
           <w:p>
             <w:pPr>
-              <w:spacing w:after="80"/>
               <w:cnfStyle w:val="000000000000" w:firstRow="0" w:lastRow="0" w:firstColumn="0" w:lastColumn="0" w:oddVBand="0" w:evenVBand="0" w:oddHBand="0" w:evenHBand="0" w:firstRowFirstColumn="0" w:firstRowLastColumn="0" w:lastRowFirstColumn="0" w:lastRowLastColumn="0"/>
               <w:rPr>
                 <w:sz w:val="22"/>
@@ -5859,7 +5574,6 @@
           </w:tcPr>
           <w:p>
             <w:pPr>
-              <w:spacing w:after="80"/>
               <w:cnfStyle w:val="000000000000" w:firstRow="0" w:lastRow="0" w:firstColumn="0" w:lastColumn="0" w:oddVBand="0" w:evenVBand="0" w:oddHBand="0" w:evenHBand="0" w:firstRowFirstColumn="0" w:firstRowLastColumn="0" w:lastRowFirstColumn="0" w:lastRowLastColumn="0"/>
               <w:rPr>
                 <w:sz w:val="22"/>
@@ -5888,7 +5602,6 @@
           </w:tcPr>
           <w:p>
             <w:pPr>
-              <w:spacing w:after="80"/>
               <w:rPr>
                 <w:sz w:val="22"/>
                 <w:szCs w:val="22"/>
@@ -5914,7 +5627,6 @@
           </w:tcPr>
           <w:p>
             <w:pPr>
-              <w:spacing w:after="80"/>
               <w:cnfStyle w:val="000000100000" w:firstRow="0" w:lastRow="0" w:firstColumn="0" w:lastColumn="0" w:oddVBand="0" w:evenVBand="0" w:oddHBand="1" w:evenHBand="0" w:firstRowFirstColumn="0" w:firstRowLastColumn="0" w:lastRowFirstColumn="0" w:lastRowLastColumn="0"/>
               <w:rPr>
                 <w:sz w:val="22"/>
@@ -5937,7 +5649,6 @@
           </w:tcPr>
           <w:p>
             <w:pPr>
-              <w:spacing w:after="80"/>
               <w:cnfStyle w:val="000000100000" w:firstRow="0" w:lastRow="0" w:firstColumn="0" w:lastColumn="0" w:oddVBand="0" w:evenVBand="0" w:oddHBand="1" w:evenHBand="0" w:firstRowFirstColumn="0" w:firstRowLastColumn="0" w:lastRowFirstColumn="0" w:lastRowLastColumn="0"/>
               <w:rPr>
                 <w:sz w:val="22"/>
@@ -5963,7 +5674,6 @@
           </w:tcPr>
           <w:p>
             <w:pPr>
-              <w:spacing w:after="80"/>
               <w:rPr>
                 <w:b w:val="0"/>
                 <w:bCs w:val="0"/>
@@ -5990,7 +5700,6 @@
           </w:tcPr>
           <w:p>
             <w:pPr>
-              <w:spacing w:after="80"/>
               <w:cnfStyle w:val="000000000000" w:firstRow="0" w:lastRow="0" w:firstColumn="0" w:lastColumn="0" w:oddVBand="0" w:evenVBand="0" w:oddHBand="0" w:evenHBand="0" w:firstRowFirstColumn="0" w:firstRowLastColumn="0" w:lastRowFirstColumn="0" w:lastRowLastColumn="0"/>
               <w:rPr>
                 <w:sz w:val="22"/>
@@ -6014,7 +5723,6 @@
           </w:tcPr>
           <w:p>
             <w:pPr>
-              <w:spacing w:after="80"/>
               <w:cnfStyle w:val="000000000000" w:firstRow="0" w:lastRow="0" w:firstColumn="0" w:lastColumn="0" w:oddVBand="0" w:evenVBand="0" w:oddHBand="0" w:evenHBand="0" w:firstRowFirstColumn="0" w:firstRowLastColumn="0" w:lastRowFirstColumn="0" w:lastRowLastColumn="0"/>
               <w:rPr>
                 <w:sz w:val="22"/>
@@ -6043,7 +5751,6 @@
           </w:tcPr>
           <w:p>
             <w:pPr>
-              <w:spacing w:after="80"/>
               <w:rPr>
                 <w:sz w:val="22"/>
                 <w:szCs w:val="22"/>
@@ -6069,7 +5776,6 @@
           </w:tcPr>
           <w:p>
             <w:pPr>
-              <w:spacing w:after="80"/>
               <w:cnfStyle w:val="000000100000" w:firstRow="0" w:lastRow="0" w:firstColumn="0" w:lastColumn="0" w:oddVBand="0" w:evenVBand="0" w:oddHBand="1" w:evenHBand="0" w:firstRowFirstColumn="0" w:firstRowLastColumn="0" w:lastRowFirstColumn="0" w:lastRowLastColumn="0"/>
               <w:rPr>
                 <w:sz w:val="22"/>
@@ -6092,7 +5798,6 @@
           </w:tcPr>
           <w:p>
             <w:pPr>
-              <w:spacing w:after="80"/>
               <w:cnfStyle w:val="000000100000" w:firstRow="0" w:lastRow="0" w:firstColumn="0" w:lastColumn="0" w:oddVBand="0" w:evenVBand="0" w:oddHBand="1" w:evenHBand="0" w:firstRowFirstColumn="0" w:firstRowLastColumn="0" w:lastRowFirstColumn="0" w:lastRowLastColumn="0"/>
               <w:rPr>
                 <w:sz w:val="22"/>
@@ -6118,7 +5823,6 @@
           </w:tcPr>
           <w:p>
             <w:pPr>
-              <w:spacing w:after="80"/>
               <w:rPr>
                 <w:b w:val="0"/>
                 <w:bCs w:val="0"/>
@@ -6145,7 +5849,6 @@
           </w:tcPr>
           <w:p>
             <w:pPr>
-              <w:spacing w:after="80"/>
               <w:cnfStyle w:val="000000000000" w:firstRow="0" w:lastRow="0" w:firstColumn="0" w:lastColumn="0" w:oddVBand="0" w:evenVBand="0" w:oddHBand="0" w:evenHBand="0" w:firstRowFirstColumn="0" w:firstRowLastColumn="0" w:lastRowFirstColumn="0" w:lastRowLastColumn="0"/>
               <w:rPr>
                 <w:sz w:val="22"/>
@@ -6169,7 +5872,6 @@
           </w:tcPr>
           <w:p>
             <w:pPr>
-              <w:spacing w:after="80"/>
               <w:cnfStyle w:val="000000000000" w:firstRow="0" w:lastRow="0" w:firstColumn="0" w:lastColumn="0" w:oddVBand="0" w:evenVBand="0" w:oddHBand="0" w:evenHBand="0" w:firstRowFirstColumn="0" w:firstRowLastColumn="0" w:lastRowFirstColumn="0" w:lastRowLastColumn="0"/>
               <w:rPr>
                 <w:sz w:val="22"/>
@@ -6198,7 +5900,6 @@
           </w:tcPr>
           <w:p>
             <w:pPr>
-              <w:spacing w:after="80"/>
               <w:rPr>
                 <w:sz w:val="22"/>
                 <w:szCs w:val="22"/>
@@ -6224,7 +5925,6 @@
           </w:tcPr>
           <w:p>
             <w:pPr>
-              <w:spacing w:after="80"/>
               <w:cnfStyle w:val="000000100000" w:firstRow="0" w:lastRow="0" w:firstColumn="0" w:lastColumn="0" w:oddVBand="0" w:evenVBand="0" w:oddHBand="1" w:evenHBand="0" w:firstRowFirstColumn="0" w:firstRowLastColumn="0" w:lastRowFirstColumn="0" w:lastRowLastColumn="0"/>
               <w:rPr>
                 <w:sz w:val="22"/>
@@ -6247,7 +5947,6 @@
           </w:tcPr>
           <w:p>
             <w:pPr>
-              <w:spacing w:after="80"/>
               <w:cnfStyle w:val="000000100000" w:firstRow="0" w:lastRow="0" w:firstColumn="0" w:lastColumn="0" w:oddVBand="0" w:evenVBand="0" w:oddHBand="1" w:evenHBand="0" w:firstRowFirstColumn="0" w:firstRowLastColumn="0" w:lastRowFirstColumn="0" w:lastRowLastColumn="0"/>
               <w:rPr>
                 <w:sz w:val="22"/>
@@ -6273,7 +5972,6 @@
           </w:tcPr>
           <w:p>
             <w:pPr>
-              <w:spacing w:after="80"/>
               <w:rPr>
                 <w:b w:val="0"/>
                 <w:bCs w:val="0"/>
@@ -6300,7 +5998,6 @@
           </w:tcPr>
           <w:p>
             <w:pPr>
-              <w:spacing w:after="80"/>
               <w:cnfStyle w:val="000000000000" w:firstRow="0" w:lastRow="0" w:firstColumn="0" w:lastColumn="0" w:oddVBand="0" w:evenVBand="0" w:oddHBand="0" w:evenHBand="0" w:firstRowFirstColumn="0" w:firstRowLastColumn="0" w:lastRowFirstColumn="0" w:lastRowLastColumn="0"/>
               <w:rPr>
                 <w:sz w:val="22"/>
@@ -6324,7 +6021,6 @@
           </w:tcPr>
           <w:p>
             <w:pPr>
-              <w:spacing w:after="80"/>
               <w:cnfStyle w:val="000000000000" w:firstRow="0" w:lastRow="0" w:firstColumn="0" w:lastColumn="0" w:oddVBand="0" w:evenVBand="0" w:oddHBand="0" w:evenHBand="0" w:firstRowFirstColumn="0" w:firstRowLastColumn="0" w:lastRowFirstColumn="0" w:lastRowLastColumn="0"/>
               <w:rPr>
                 <w:sz w:val="22"/>
@@ -6353,7 +6049,6 @@
           </w:tcPr>
           <w:p>
             <w:pPr>
-              <w:spacing w:after="80"/>
               <w:rPr>
                 <w:sz w:val="22"/>
                 <w:szCs w:val="22"/>
@@ -6378,7 +6073,6 @@
           </w:tcPr>
           <w:p>
             <w:pPr>
-              <w:spacing w:after="80"/>
               <w:cnfStyle w:val="000000100000" w:firstRow="0" w:lastRow="0" w:firstColumn="0" w:lastColumn="0" w:oddVBand="0" w:evenVBand="0" w:oddHBand="1" w:evenHBand="0" w:firstRowFirstColumn="0" w:firstRowLastColumn="0" w:lastRowFirstColumn="0" w:lastRowLastColumn="0"/>
               <w:rPr>
                 <w:sz w:val="22"/>
@@ -6402,7 +6096,6 @@
           </w:tcPr>
           <w:p>
             <w:pPr>
-              <w:spacing w:after="80"/>
               <w:cnfStyle w:val="000000100000" w:firstRow="0" w:lastRow="0" w:firstColumn="0" w:lastColumn="0" w:oddVBand="0" w:evenVBand="0" w:oddHBand="1" w:evenHBand="0" w:firstRowFirstColumn="0" w:firstRowLastColumn="0" w:lastRowFirstColumn="0" w:lastRowLastColumn="0"/>
               <w:rPr>
                 <w:sz w:val="22"/>
@@ -6570,6 +6263,7 @@
         <w:rPr>
           <w:noProof/>
         </w:rPr>
+        <w:lastRenderedPageBreak/>
         <mc:AlternateContent>
           <mc:Choice Requires="wps">
             <w:drawing>
@@ -6763,7 +6457,6 @@
           </w:tcPr>
           <w:p>
             <w:pPr>
-              <w:spacing w:after="120"/>
               <w:rPr>
                 <w:sz w:val="20"/>
                 <w:szCs w:val="20"/>
@@ -6785,7 +6478,6 @@
           </w:tcPr>
           <w:p>
             <w:pPr>
-              <w:spacing w:after="120"/>
               <w:cnfStyle w:val="100000000000" w:firstRow="1" w:lastRow="0" w:firstColumn="0" w:lastColumn="0" w:oddVBand="0" w:evenVBand="0" w:oddHBand="0" w:evenHBand="0" w:firstRowFirstColumn="0" w:firstRowLastColumn="0" w:lastRowFirstColumn="0" w:lastRowLastColumn="0"/>
               <w:rPr>
                 <w:sz w:val="20"/>
@@ -6837,7 +6529,6 @@
           </w:tcPr>
           <w:p>
             <w:pPr>
-              <w:spacing w:after="80"/>
               <w:rPr>
                 <w:b w:val="0"/>
                 <w:bCs w:val="0"/>
@@ -6872,7 +6563,6 @@
           </w:tcPr>
           <w:p>
             <w:pPr>
-              <w:spacing w:after="80"/>
               <w:cnfStyle w:val="000000100000" w:firstRow="0" w:lastRow="0" w:firstColumn="0" w:lastColumn="0" w:oddVBand="0" w:evenVBand="0" w:oddHBand="1" w:evenHBand="0" w:firstRowFirstColumn="0" w:firstRowLastColumn="0" w:lastRowFirstColumn="0" w:lastRowLastColumn="0"/>
               <w:rPr>
                 <w:sz w:val="20"/>
@@ -6895,7 +6585,6 @@
           </w:tcPr>
           <w:p>
             <w:pPr>
-              <w:spacing w:after="80"/>
               <w:cnfStyle w:val="000000100000" w:firstRow="0" w:lastRow="0" w:firstColumn="0" w:lastColumn="0" w:oddVBand="0" w:evenVBand="0" w:oddHBand="1" w:evenHBand="0" w:firstRowFirstColumn="0" w:firstRowLastColumn="0" w:lastRowFirstColumn="0" w:lastRowLastColumn="0"/>
               <w:rPr>
                 <w:sz w:val="20"/>
@@ -6924,7 +6613,6 @@
           </w:tcPr>
           <w:p>
             <w:pPr>
-              <w:spacing w:after="80"/>
               <w:rPr>
                 <w:b w:val="0"/>
                 <w:bCs w:val="0"/>
@@ -6959,7 +6647,6 @@
           </w:tcPr>
           <w:p>
             <w:pPr>
-              <w:spacing w:after="80"/>
               <w:cnfStyle w:val="000000000000" w:firstRow="0" w:lastRow="0" w:firstColumn="0" w:lastColumn="0" w:oddVBand="0" w:evenVBand="0" w:oddHBand="0" w:evenHBand="0" w:firstRowFirstColumn="0" w:firstRowLastColumn="0" w:lastRowFirstColumn="0" w:lastRowLastColumn="0"/>
               <w:rPr>
                 <w:sz w:val="20"/>
@@ -6982,7 +6669,6 @@
           </w:tcPr>
           <w:p>
             <w:pPr>
-              <w:spacing w:after="80"/>
               <w:cnfStyle w:val="000000000000" w:firstRow="0" w:lastRow="0" w:firstColumn="0" w:lastColumn="0" w:oddVBand="0" w:evenVBand="0" w:oddHBand="0" w:evenHBand="0" w:firstRowFirstColumn="0" w:firstRowLastColumn="0" w:lastRowFirstColumn="0" w:lastRowLastColumn="0"/>
               <w:rPr>
                 <w:sz w:val="20"/>
@@ -7012,7 +6698,6 @@
           </w:tcPr>
           <w:p>
             <w:pPr>
-              <w:spacing w:after="80"/>
               <w:rPr>
                 <w:b w:val="0"/>
                 <w:bCs w:val="0"/>
@@ -7056,7 +6741,6 @@
           </w:tcPr>
           <w:p>
             <w:pPr>
-              <w:spacing w:after="80"/>
               <w:cnfStyle w:val="000000100000" w:firstRow="0" w:lastRow="0" w:firstColumn="0" w:lastColumn="0" w:oddVBand="0" w:evenVBand="0" w:oddHBand="1" w:evenHBand="0" w:firstRowFirstColumn="0" w:firstRowLastColumn="0" w:lastRowFirstColumn="0" w:lastRowLastColumn="0"/>
               <w:rPr>
                 <w:sz w:val="20"/>
@@ -7079,7 +6763,6 @@
           </w:tcPr>
           <w:p>
             <w:pPr>
-              <w:spacing w:after="80"/>
               <w:cnfStyle w:val="000000100000" w:firstRow="0" w:lastRow="0" w:firstColumn="0" w:lastColumn="0" w:oddVBand="0" w:evenVBand="0" w:oddHBand="1" w:evenHBand="0" w:firstRowFirstColumn="0" w:firstRowLastColumn="0" w:lastRowFirstColumn="0" w:lastRowLastColumn="0"/>
               <w:rPr>
                 <w:sz w:val="20"/>
@@ -7108,7 +6791,6 @@
           </w:tcPr>
           <w:p>
             <w:pPr>
-              <w:spacing w:after="80"/>
               <w:rPr>
                 <w:b w:val="0"/>
                 <w:bCs w:val="0"/>
@@ -7152,7 +6834,6 @@
           </w:tcPr>
           <w:p>
             <w:pPr>
-              <w:spacing w:after="80"/>
               <w:cnfStyle w:val="000000000000" w:firstRow="0" w:lastRow="0" w:firstColumn="0" w:lastColumn="0" w:oddVBand="0" w:evenVBand="0" w:oddHBand="0" w:evenHBand="0" w:firstRowFirstColumn="0" w:firstRowLastColumn="0" w:lastRowFirstColumn="0" w:lastRowLastColumn="0"/>
               <w:rPr>
                 <w:sz w:val="20"/>
@@ -7175,7 +6856,6 @@
           </w:tcPr>
           <w:p>
             <w:pPr>
-              <w:spacing w:after="80"/>
               <w:cnfStyle w:val="000000000000" w:firstRow="0" w:lastRow="0" w:firstColumn="0" w:lastColumn="0" w:oddVBand="0" w:evenVBand="0" w:oddHBand="0" w:evenHBand="0" w:firstRowFirstColumn="0" w:firstRowLastColumn="0" w:lastRowFirstColumn="0" w:lastRowLastColumn="0"/>
               <w:rPr>
                 <w:sz w:val="20"/>
@@ -7205,7 +6885,6 @@
           </w:tcPr>
           <w:p>
             <w:pPr>
-              <w:spacing w:after="80"/>
               <w:rPr>
                 <w:b w:val="0"/>
                 <w:bCs w:val="0"/>
@@ -7249,7 +6928,6 @@
           </w:tcPr>
           <w:p>
             <w:pPr>
-              <w:spacing w:after="80"/>
               <w:cnfStyle w:val="000000100000" w:firstRow="0" w:lastRow="0" w:firstColumn="0" w:lastColumn="0" w:oddVBand="0" w:evenVBand="0" w:oddHBand="1" w:evenHBand="0" w:firstRowFirstColumn="0" w:firstRowLastColumn="0" w:lastRowFirstColumn="0" w:lastRowLastColumn="0"/>
               <w:rPr>
                 <w:sz w:val="20"/>
@@ -7272,7 +6950,6 @@
           </w:tcPr>
           <w:p>
             <w:pPr>
-              <w:spacing w:after="80"/>
               <w:cnfStyle w:val="000000100000" w:firstRow="0" w:lastRow="0" w:firstColumn="0" w:lastColumn="0" w:oddVBand="0" w:evenVBand="0" w:oddHBand="1" w:evenHBand="0" w:firstRowFirstColumn="0" w:firstRowLastColumn="0" w:lastRowFirstColumn="0" w:lastRowLastColumn="0"/>
               <w:rPr>
                 <w:sz w:val="20"/>
@@ -7301,7 +6978,6 @@
           </w:tcPr>
           <w:p>
             <w:pPr>
-              <w:spacing w:after="80"/>
               <w:rPr>
                 <w:b w:val="0"/>
                 <w:bCs w:val="0"/>
@@ -7345,7 +7021,6 @@
           </w:tcPr>
           <w:p>
             <w:pPr>
-              <w:spacing w:after="80"/>
               <w:cnfStyle w:val="000000000000" w:firstRow="0" w:lastRow="0" w:firstColumn="0" w:lastColumn="0" w:oddVBand="0" w:evenVBand="0" w:oddHBand="0" w:evenHBand="0" w:firstRowFirstColumn="0" w:firstRowLastColumn="0" w:lastRowFirstColumn="0" w:lastRowLastColumn="0"/>
               <w:rPr>
                 <w:sz w:val="20"/>
@@ -7368,7 +7043,6 @@
           </w:tcPr>
           <w:p>
             <w:pPr>
-              <w:spacing w:after="80"/>
               <w:cnfStyle w:val="000000000000" w:firstRow="0" w:lastRow="0" w:firstColumn="0" w:lastColumn="0" w:oddVBand="0" w:evenVBand="0" w:oddHBand="0" w:evenHBand="0" w:firstRowFirstColumn="0" w:firstRowLastColumn="0" w:lastRowFirstColumn="0" w:lastRowLastColumn="0"/>
               <w:rPr>
                 <w:sz w:val="20"/>
@@ -7398,7 +7072,6 @@
           </w:tcPr>
           <w:p>
             <w:pPr>
-              <w:spacing w:after="80"/>
               <w:rPr>
                 <w:b w:val="0"/>
                 <w:bCs w:val="0"/>
@@ -7442,7 +7115,6 @@
           </w:tcPr>
           <w:p>
             <w:pPr>
-              <w:spacing w:after="80"/>
               <w:cnfStyle w:val="000000100000" w:firstRow="0" w:lastRow="0" w:firstColumn="0" w:lastColumn="0" w:oddVBand="0" w:evenVBand="0" w:oddHBand="1" w:evenHBand="0" w:firstRowFirstColumn="0" w:firstRowLastColumn="0" w:lastRowFirstColumn="0" w:lastRowLastColumn="0"/>
               <w:rPr>
                 <w:sz w:val="20"/>
@@ -7465,7 +7137,6 @@
           </w:tcPr>
           <w:p>
             <w:pPr>
-              <w:spacing w:after="80"/>
               <w:cnfStyle w:val="000000100000" w:firstRow="0" w:lastRow="0" w:firstColumn="0" w:lastColumn="0" w:oddVBand="0" w:evenVBand="0" w:oddHBand="1" w:evenHBand="0" w:firstRowFirstColumn="0" w:firstRowLastColumn="0" w:lastRowFirstColumn="0" w:lastRowLastColumn="0"/>
               <w:rPr>
                 <w:sz w:val="20"/>
@@ -7494,7 +7165,6 @@
           </w:tcPr>
           <w:p>
             <w:pPr>
-              <w:spacing w:after="80"/>
               <w:rPr>
                 <w:b w:val="0"/>
                 <w:bCs w:val="0"/>
@@ -7538,7 +7208,6 @@
           </w:tcPr>
           <w:p>
             <w:pPr>
-              <w:spacing w:after="80"/>
               <w:cnfStyle w:val="000000000000" w:firstRow="0" w:lastRow="0" w:firstColumn="0" w:lastColumn="0" w:oddVBand="0" w:evenVBand="0" w:oddHBand="0" w:evenHBand="0" w:firstRowFirstColumn="0" w:firstRowLastColumn="0" w:lastRowFirstColumn="0" w:lastRowLastColumn="0"/>
               <w:rPr>
                 <w:sz w:val="20"/>
@@ -7561,7 +7230,6 @@
           </w:tcPr>
           <w:p>
             <w:pPr>
-              <w:spacing w:after="80"/>
               <w:cnfStyle w:val="000000000000" w:firstRow="0" w:lastRow="0" w:firstColumn="0" w:lastColumn="0" w:oddVBand="0" w:evenVBand="0" w:oddHBand="0" w:evenHBand="0" w:firstRowFirstColumn="0" w:firstRowLastColumn="0" w:lastRowFirstColumn="0" w:lastRowLastColumn="0"/>
               <w:rPr>
                 <w:sz w:val="20"/>
@@ -7591,7 +7259,6 @@
           </w:tcPr>
           <w:p>
             <w:pPr>
-              <w:spacing w:after="80"/>
               <w:rPr>
                 <w:b w:val="0"/>
                 <w:bCs w:val="0"/>
@@ -7635,7 +7302,6 @@
           </w:tcPr>
           <w:p>
             <w:pPr>
-              <w:spacing w:after="80"/>
               <w:cnfStyle w:val="000000100000" w:firstRow="0" w:lastRow="0" w:firstColumn="0" w:lastColumn="0" w:oddVBand="0" w:evenVBand="0" w:oddHBand="1" w:evenHBand="0" w:firstRowFirstColumn="0" w:firstRowLastColumn="0" w:lastRowFirstColumn="0" w:lastRowLastColumn="0"/>
               <w:rPr>
                 <w:sz w:val="20"/>
@@ -7658,7 +7324,6 @@
           </w:tcPr>
           <w:p>
             <w:pPr>
-              <w:spacing w:after="80"/>
               <w:cnfStyle w:val="000000100000" w:firstRow="0" w:lastRow="0" w:firstColumn="0" w:lastColumn="0" w:oddVBand="0" w:evenVBand="0" w:oddHBand="1" w:evenHBand="0" w:firstRowFirstColumn="0" w:firstRowLastColumn="0" w:lastRowFirstColumn="0" w:lastRowLastColumn="0"/>
               <w:rPr>
                 <w:sz w:val="20"/>
@@ -7687,7 +7352,6 @@
           </w:tcPr>
           <w:p>
             <w:pPr>
-              <w:spacing w:after="80"/>
               <w:rPr>
                 <w:b w:val="0"/>
                 <w:bCs w:val="0"/>
@@ -7731,7 +7395,6 @@
           </w:tcPr>
           <w:p>
             <w:pPr>
-              <w:spacing w:after="80"/>
               <w:cnfStyle w:val="000000000000" w:firstRow="0" w:lastRow="0" w:firstColumn="0" w:lastColumn="0" w:oddVBand="0" w:evenVBand="0" w:oddHBand="0" w:evenHBand="0" w:firstRowFirstColumn="0" w:firstRowLastColumn="0" w:lastRowFirstColumn="0" w:lastRowLastColumn="0"/>
               <w:rPr>
                 <w:sz w:val="20"/>
@@ -7754,7 +7417,6 @@
           </w:tcPr>
           <w:p>
             <w:pPr>
-              <w:spacing w:after="80"/>
               <w:cnfStyle w:val="000000000000" w:firstRow="0" w:lastRow="0" w:firstColumn="0" w:lastColumn="0" w:oddVBand="0" w:evenVBand="0" w:oddHBand="0" w:evenHBand="0" w:firstRowFirstColumn="0" w:firstRowLastColumn="0" w:lastRowFirstColumn="0" w:lastRowLastColumn="0"/>
               <w:rPr>
                 <w:sz w:val="20"/>
@@ -7784,7 +7446,6 @@
           </w:tcPr>
           <w:p>
             <w:pPr>
-              <w:spacing w:after="80"/>
               <w:rPr>
                 <w:b w:val="0"/>
                 <w:bCs w:val="0"/>
@@ -7828,7 +7489,6 @@
           </w:tcPr>
           <w:p>
             <w:pPr>
-              <w:spacing w:after="80"/>
               <w:cnfStyle w:val="000000100000" w:firstRow="0" w:lastRow="0" w:firstColumn="0" w:lastColumn="0" w:oddVBand="0" w:evenVBand="0" w:oddHBand="1" w:evenHBand="0" w:firstRowFirstColumn="0" w:firstRowLastColumn="0" w:lastRowFirstColumn="0" w:lastRowLastColumn="0"/>
               <w:rPr>
                 <w:sz w:val="20"/>
@@ -7851,7 +7511,6 @@
           </w:tcPr>
           <w:p>
             <w:pPr>
-              <w:spacing w:after="80"/>
               <w:cnfStyle w:val="000000100000" w:firstRow="0" w:lastRow="0" w:firstColumn="0" w:lastColumn="0" w:oddVBand="0" w:evenVBand="0" w:oddHBand="1" w:evenHBand="0" w:firstRowFirstColumn="0" w:firstRowLastColumn="0" w:lastRowFirstColumn="0" w:lastRowLastColumn="0"/>
               <w:rPr>
                 <w:sz w:val="20"/>
@@ -7880,7 +7539,6 @@
           </w:tcPr>
           <w:p>
             <w:pPr>
-              <w:spacing w:after="80"/>
               <w:rPr>
                 <w:b w:val="0"/>
                 <w:bCs w:val="0"/>
@@ -7924,7 +7582,6 @@
           </w:tcPr>
           <w:p>
             <w:pPr>
-              <w:spacing w:after="80"/>
               <w:cnfStyle w:val="000000000000" w:firstRow="0" w:lastRow="0" w:firstColumn="0" w:lastColumn="0" w:oddVBand="0" w:evenVBand="0" w:oddHBand="0" w:evenHBand="0" w:firstRowFirstColumn="0" w:firstRowLastColumn="0" w:lastRowFirstColumn="0" w:lastRowLastColumn="0"/>
               <w:rPr>
                 <w:sz w:val="20"/>
@@ -7947,7 +7604,6 @@
           </w:tcPr>
           <w:p>
             <w:pPr>
-              <w:spacing w:after="80"/>
               <w:cnfStyle w:val="000000000000" w:firstRow="0" w:lastRow="0" w:firstColumn="0" w:lastColumn="0" w:oddVBand="0" w:evenVBand="0" w:oddHBand="0" w:evenHBand="0" w:firstRowFirstColumn="0" w:firstRowLastColumn="0" w:lastRowFirstColumn="0" w:lastRowLastColumn="0"/>
               <w:rPr>
                 <w:sz w:val="20"/>
@@ -7977,7 +7633,6 @@
           </w:tcPr>
           <w:p>
             <w:pPr>
-              <w:spacing w:after="80"/>
               <w:rPr>
                 <w:b w:val="0"/>
                 <w:bCs w:val="0"/>
@@ -8021,7 +7676,6 @@
           </w:tcPr>
           <w:p>
             <w:pPr>
-              <w:spacing w:after="80"/>
               <w:cnfStyle w:val="000000100000" w:firstRow="0" w:lastRow="0" w:firstColumn="0" w:lastColumn="0" w:oddVBand="0" w:evenVBand="0" w:oddHBand="1" w:evenHBand="0" w:firstRowFirstColumn="0" w:firstRowLastColumn="0" w:lastRowFirstColumn="0" w:lastRowLastColumn="0"/>
               <w:rPr>
                 <w:sz w:val="20"/>
@@ -8051,7 +7705,6 @@
           </w:tcPr>
           <w:p>
             <w:pPr>
-              <w:spacing w:after="80"/>
               <w:cnfStyle w:val="000000100000" w:firstRow="0" w:lastRow="0" w:firstColumn="0" w:lastColumn="0" w:oddVBand="0" w:evenVBand="0" w:oddHBand="1" w:evenHBand="0" w:firstRowFirstColumn="0" w:firstRowLastColumn="0" w:lastRowFirstColumn="0" w:lastRowLastColumn="0"/>
               <w:rPr>
                 <w:sz w:val="20"/>
@@ -8080,7 +7733,6 @@
           </w:tcPr>
           <w:p>
             <w:pPr>
-              <w:spacing w:after="80"/>
               <w:rPr>
                 <w:b w:val="0"/>
                 <w:bCs w:val="0"/>
@@ -8124,7 +7776,6 @@
           </w:tcPr>
           <w:p>
             <w:pPr>
-              <w:spacing w:after="80"/>
               <w:cnfStyle w:val="000000000000" w:firstRow="0" w:lastRow="0" w:firstColumn="0" w:lastColumn="0" w:oddVBand="0" w:evenVBand="0" w:oddHBand="0" w:evenHBand="0" w:firstRowFirstColumn="0" w:firstRowLastColumn="0" w:lastRowFirstColumn="0" w:lastRowLastColumn="0"/>
               <w:rPr>
                 <w:sz w:val="20"/>
@@ -8147,7 +7798,6 @@
           </w:tcPr>
           <w:p>
             <w:pPr>
-              <w:spacing w:after="80"/>
               <w:cnfStyle w:val="000000000000" w:firstRow="0" w:lastRow="0" w:firstColumn="0" w:lastColumn="0" w:oddVBand="0" w:evenVBand="0" w:oddHBand="0" w:evenHBand="0" w:firstRowFirstColumn="0" w:firstRowLastColumn="0" w:lastRowFirstColumn="0" w:lastRowLastColumn="0"/>
               <w:rPr>
                 <w:sz w:val="20"/>
@@ -8177,7 +7827,6 @@
           </w:tcPr>
           <w:p>
             <w:pPr>
-              <w:spacing w:after="80"/>
               <w:rPr>
                 <w:b w:val="0"/>
                 <w:bCs w:val="0"/>
@@ -8221,7 +7870,6 @@
           </w:tcPr>
           <w:p>
             <w:pPr>
-              <w:spacing w:after="80"/>
               <w:cnfStyle w:val="000000100000" w:firstRow="0" w:lastRow="0" w:firstColumn="0" w:lastColumn="0" w:oddVBand="0" w:evenVBand="0" w:oddHBand="1" w:evenHBand="0" w:firstRowFirstColumn="0" w:firstRowLastColumn="0" w:lastRowFirstColumn="0" w:lastRowLastColumn="0"/>
               <w:rPr>
                 <w:sz w:val="20"/>
@@ -8244,7 +7892,6 @@
           </w:tcPr>
           <w:p>
             <w:pPr>
-              <w:spacing w:after="80"/>
               <w:cnfStyle w:val="000000100000" w:firstRow="0" w:lastRow="0" w:firstColumn="0" w:lastColumn="0" w:oddVBand="0" w:evenVBand="0" w:oddHBand="1" w:evenHBand="0" w:firstRowFirstColumn="0" w:firstRowLastColumn="0" w:lastRowFirstColumn="0" w:lastRowLastColumn="0"/>
               <w:rPr>
                 <w:sz w:val="20"/>
@@ -8273,7 +7920,6 @@
           </w:tcPr>
           <w:p>
             <w:pPr>
-              <w:spacing w:after="80"/>
               <w:rPr>
                 <w:b w:val="0"/>
                 <w:bCs w:val="0"/>
@@ -8317,7 +7963,6 @@
           </w:tcPr>
           <w:p>
             <w:pPr>
-              <w:spacing w:after="80"/>
               <w:cnfStyle w:val="000000000000" w:firstRow="0" w:lastRow="0" w:firstColumn="0" w:lastColumn="0" w:oddVBand="0" w:evenVBand="0" w:oddHBand="0" w:evenHBand="0" w:firstRowFirstColumn="0" w:firstRowLastColumn="0" w:lastRowFirstColumn="0" w:lastRowLastColumn="0"/>
               <w:rPr>
                 <w:sz w:val="20"/>
@@ -8340,7 +7985,6 @@
           </w:tcPr>
           <w:p>
             <w:pPr>
-              <w:spacing w:after="80"/>
               <w:cnfStyle w:val="000000000000" w:firstRow="0" w:lastRow="0" w:firstColumn="0" w:lastColumn="0" w:oddVBand="0" w:evenVBand="0" w:oddHBand="0" w:evenHBand="0" w:firstRowFirstColumn="0" w:firstRowLastColumn="0" w:lastRowFirstColumn="0" w:lastRowLastColumn="0"/>
               <w:rPr>
                 <w:sz w:val="20"/>
@@ -8370,7 +8014,6 @@
           </w:tcPr>
           <w:p>
             <w:pPr>
-              <w:spacing w:after="80"/>
               <w:rPr>
                 <w:b w:val="0"/>
                 <w:bCs w:val="0"/>
@@ -8414,7 +8057,6 @@
           </w:tcPr>
           <w:p>
             <w:pPr>
-              <w:spacing w:after="80"/>
               <w:cnfStyle w:val="000000100000" w:firstRow="0" w:lastRow="0" w:firstColumn="0" w:lastColumn="0" w:oddVBand="0" w:evenVBand="0" w:oddHBand="1" w:evenHBand="0" w:firstRowFirstColumn="0" w:firstRowLastColumn="0" w:lastRowFirstColumn="0" w:lastRowLastColumn="0"/>
               <w:rPr>
                 <w:sz w:val="20"/>
@@ -8437,7 +8079,6 @@
           </w:tcPr>
           <w:p>
             <w:pPr>
-              <w:spacing w:after="80"/>
               <w:cnfStyle w:val="000000100000" w:firstRow="0" w:lastRow="0" w:firstColumn="0" w:lastColumn="0" w:oddVBand="0" w:evenVBand="0" w:oddHBand="1" w:evenHBand="0" w:firstRowFirstColumn="0" w:firstRowLastColumn="0" w:lastRowFirstColumn="0" w:lastRowLastColumn="0"/>
               <w:rPr>
                 <w:sz w:val="20"/>
@@ -8461,6 +8102,8 @@
         <w:rPr>
           <w:sz w:val="22"/>
           <w:szCs w:val="22"/>
+          <w:rtl/>
+          <w:lang w:bidi="ar-JO"/>
         </w:rPr>
       </w:pPr>
     </w:p>
@@ -8470,20 +8113,31 @@
         <w:rPr>
           <w:sz w:val="22"/>
           <w:szCs w:val="22"/>
-        </w:rPr>
-      </w:pPr>
-    </w:p>
-    <w:p>
-      <w:pPr>
-        <w:rPr>
-          <w:sz w:val="22"/>
-          <w:szCs w:val="22"/>
+          <w:rtl/>
         </w:rPr>
       </w:pPr>
     </w:p>
     <w:p>
       <w:pPr>
         <w:ind w:left="360"/>
+        <w:rPr>
+          <w:sz w:val="22"/>
+          <w:szCs w:val="22"/>
+          <w:rtl/>
+        </w:rPr>
+      </w:pPr>
+    </w:p>
+    <w:p>
+      <w:pPr>
+        <w:ind w:left="360"/>
+        <w:rPr>
+          <w:sz w:val="22"/>
+          <w:szCs w:val="22"/>
+        </w:rPr>
+      </w:pPr>
+    </w:p>
+    <w:p>
+      <w:pPr>
         <w:rPr>
           <w:sz w:val="22"/>
           <w:szCs w:val="22"/>
@@ -8514,13 +8168,13 @@
         <mc:AlternateContent>
           <mc:Choice Requires="wps">
             <w:drawing>
-              <wp:anchor distT="0" distB="0" distL="114300" distR="114300" simplePos="0" relativeHeight="251678720" behindDoc="0" locked="0" layoutInCell="1" allowOverlap="1" wp14:anchorId="70DDA7A6" wp14:editId="0195F049">
+              <wp:anchor distT="0" distB="0" distL="114300" distR="114300" simplePos="0" relativeHeight="251678720" behindDoc="0" locked="0" layoutInCell="1" allowOverlap="1" wp14:anchorId="70DDA7A6" wp14:editId="39714982">
                 <wp:simplePos x="0" y="0"/>
                 <wp:positionH relativeFrom="margin">
                   <wp:posOffset>0</wp:posOffset>
                 </wp:positionH>
                 <wp:positionV relativeFrom="paragraph">
-                  <wp:posOffset>135255</wp:posOffset>
+                  <wp:posOffset>207569</wp:posOffset>
                 </wp:positionV>
                 <wp:extent cx="5424805" cy="381635"/>
                 <wp:effectExtent l="76200" t="38100" r="80645" b="208915"/>
@@ -8604,6 +8258,9 @@
                     </wps:wsp>
                   </a:graphicData>
                 </a:graphic>
+                <wp14:sizeRelH relativeFrom="margin">
+                  <wp14:pctWidth>0</wp14:pctWidth>
+                </wp14:sizeRelH>
                 <wp14:sizeRelV relativeFrom="margin">
                   <wp14:pctHeight>0</wp14:pctHeight>
                 </wp14:sizeRelV>
@@ -8612,7 +8269,7 @@
           </mc:Choice>
           <mc:Fallback>
             <w:pict>
-              <v:rect w14:anchorId="70DDA7A6" id="Rectangle 11" o:spid="_x0000_s1034" style="position:absolute;left:0;text-align:left;margin-left:0;margin-top:10.65pt;width:427.15pt;height:30.05pt;z-index:251678720;visibility:visible;mso-wrap-style:square;mso-height-percent:0;mso-wrap-distance-left:9pt;mso-wrap-distance-top:0;mso-wrap-distance-right:9pt;mso-wrap-distance-bottom:0;mso-position-horizontal:absolute;mso-position-horizontal-relative:margin;mso-position-vertical:absolute;mso-position-vertical-relative:text;mso-height-percent:0;mso-height-relative:margin;v-text-anchor:middle" o:gfxdata="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" fillcolor="#186d95 [3028]" stroked="f">
+              <v:rect w14:anchorId="70DDA7A6" id="Rectangle 11" o:spid="_x0000_s1034" style="position:absolute;left:0;text-align:left;margin-left:0;margin-top:16.35pt;width:427.15pt;height:30.05pt;z-index:251678720;visibility:visible;mso-wrap-style:square;mso-width-percent:0;mso-height-percent:0;mso-wrap-distance-left:9pt;mso-wrap-distance-top:0;mso-wrap-distance-right:9pt;mso-wrap-distance-bottom:0;mso-position-horizontal:absolute;mso-position-horizontal-relative:margin;mso-position-vertical:absolute;mso-position-vertical-relative:text;mso-width-percent:0;mso-height-percent:0;mso-width-relative:margin;mso-height-relative:margin;v-text-anchor:middle" o:gfxdata="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" fillcolor="#186d95 [3028]" stroked="f">
                 <v:fill color2="#145e80 [3172]" rotate="t" colors="0 #497491;.5 #106287;1 #08587c" focus="100%" type="gradient">
                   <o:fill v:ext="view" type="gradientUnscaled"/>
                 </v:fill>
@@ -8666,6 +8323,1513 @@
         </w:rPr>
       </w:pPr>
     </w:p>
+    <w:p>
+      <w:pPr>
+        <w:ind w:left="360"/>
+        <w:rPr>
+          <w:sz w:val="22"/>
+          <w:szCs w:val="22"/>
+        </w:rPr>
+      </w:pPr>
+    </w:p>
+    <w:p>
+      <w:pPr>
+        <w:ind w:left="360"/>
+        <w:rPr>
+          <w:sz w:val="22"/>
+          <w:szCs w:val="22"/>
+        </w:rPr>
+      </w:pPr>
+      <w:r>
+        <w:rPr>
+          <w:sz w:val="22"/>
+          <w:szCs w:val="22"/>
+        </w:rPr>
+        <w:t>7.1 License Eligibility Rules</w:t>
+      </w:r>
+    </w:p>
+    <w:tbl>
+      <w:tblPr>
+        <w:tblStyle w:val="GridTable4-Accent4"/>
+        <w:tblW w:w="8704" w:type="dxa"/>
+        <w:tblLook w:val="04A0" w:firstRow="1" w:lastRow="0" w:firstColumn="1" w:lastColumn="0" w:noHBand="0" w:noVBand="1"/>
+      </w:tblPr>
+      <w:tblGrid>
+        <w:gridCol w:w="1067"/>
+        <w:gridCol w:w="7637"/>
+      </w:tblGrid>
+      <w:tr>
+        <w:trPr>
+          <w:cnfStyle w:val="100000000000" w:firstRow="1" w:lastRow="0" w:firstColumn="0" w:lastColumn="0" w:oddVBand="0" w:evenVBand="0" w:oddHBand="0" w:evenHBand="0" w:firstRowFirstColumn="0" w:firstRowLastColumn="0" w:lastRowFirstColumn="0" w:lastRowLastColumn="0"/>
+          <w:trHeight w:val="308"/>
+        </w:trPr>
+        <w:tc>
+          <w:tcPr>
+            <w:cnfStyle w:val="001000000000" w:firstRow="0" w:lastRow="0" w:firstColumn="1" w:lastColumn="0" w:oddVBand="0" w:evenVBand="0" w:oddHBand="0" w:evenHBand="0" w:firstRowFirstColumn="0" w:firstRowLastColumn="0" w:lastRowFirstColumn="0" w:lastRowLastColumn="0"/>
+            <w:tcW w:w="1067" w:type="dxa"/>
+            <w:vAlign w:val="center"/>
+          </w:tcPr>
+          <w:p>
+            <w:pPr>
+              <w:rPr>
+                <w:sz w:val="20"/>
+                <w:szCs w:val="20"/>
+              </w:rPr>
+            </w:pPr>
+            <w:r>
+              <w:rPr>
+                <w:sz w:val="20"/>
+                <w:szCs w:val="20"/>
+              </w:rPr>
+              <w:t>ID</w:t>
+            </w:r>
+          </w:p>
+        </w:tc>
+        <w:tc>
+          <w:tcPr>
+            <w:tcW w:w="7637" w:type="dxa"/>
+            <w:vAlign w:val="center"/>
+          </w:tcPr>
+          <w:p>
+            <w:pPr>
+              <w:cnfStyle w:val="100000000000" w:firstRow="1" w:lastRow="0" w:firstColumn="0" w:lastColumn="0" w:oddVBand="0" w:evenVBand="0" w:oddHBand="0" w:evenHBand="0" w:firstRowFirstColumn="0" w:firstRowLastColumn="0" w:lastRowFirstColumn="0" w:lastRowLastColumn="0"/>
+              <w:rPr>
+                <w:sz w:val="20"/>
+                <w:szCs w:val="20"/>
+              </w:rPr>
+            </w:pPr>
+            <w:r>
+              <w:rPr>
+                <w:sz w:val="20"/>
+                <w:szCs w:val="20"/>
+              </w:rPr>
+              <w:t>Business Rules</w:t>
+            </w:r>
+          </w:p>
+        </w:tc>
+      </w:tr>
+      <w:tr>
+        <w:trPr>
+          <w:cnfStyle w:val="000000100000" w:firstRow="0" w:lastRow="0" w:firstColumn="0" w:lastColumn="0" w:oddVBand="0" w:evenVBand="0" w:oddHBand="1" w:evenHBand="0" w:firstRowFirstColumn="0" w:firstRowLastColumn="0" w:lastRowFirstColumn="0" w:lastRowLastColumn="0"/>
+          <w:trHeight w:val="499"/>
+        </w:trPr>
+        <w:tc>
+          <w:tcPr>
+            <w:cnfStyle w:val="001000000000" w:firstRow="0" w:lastRow="0" w:firstColumn="1" w:lastColumn="0" w:oddVBand="0" w:evenVBand="0" w:oddHBand="0" w:evenHBand="0" w:firstRowFirstColumn="0" w:firstRowLastColumn="0" w:lastRowFirstColumn="0" w:lastRowLastColumn="0"/>
+            <w:tcW w:w="1067" w:type="dxa"/>
+            <w:vAlign w:val="center"/>
+          </w:tcPr>
+          <w:p>
+            <w:pPr>
+              <w:rPr>
+                <w:b w:val="0"/>
+                <w:bCs w:val="0"/>
+                <w:sz w:val="20"/>
+                <w:szCs w:val="20"/>
+              </w:rPr>
+            </w:pPr>
+            <w:r>
+              <w:rPr>
+                <w:b w:val="0"/>
+                <w:bCs w:val="0"/>
+                <w:sz w:val="20"/>
+                <w:szCs w:val="20"/>
+              </w:rPr>
+              <w:t>BR-01</w:t>
+            </w:r>
+          </w:p>
+        </w:tc>
+        <w:tc>
+          <w:tcPr>
+            <w:tcW w:w="7637" w:type="dxa"/>
+            <w:vAlign w:val="center"/>
+          </w:tcPr>
+          <w:p>
+            <w:pPr>
+              <w:cnfStyle w:val="000000100000" w:firstRow="0" w:lastRow="0" w:firstColumn="0" w:lastColumn="0" w:oddVBand="0" w:evenVBand="0" w:oddHBand="1" w:evenHBand="0" w:firstRowFirstColumn="0" w:firstRowLastColumn="0" w:lastRowFirstColumn="0" w:lastRowLastColumn="0"/>
+              <w:rPr>
+                <w:sz w:val="20"/>
+                <w:szCs w:val="20"/>
+                <w:lang w:bidi="ar-JO"/>
+              </w:rPr>
+            </w:pPr>
+            <w:r>
+              <w:rPr>
+                <w:sz w:val="20"/>
+                <w:szCs w:val="20"/>
+                <w:lang w:bidi="ar-JO"/>
+              </w:rPr>
+              <w:t>Applications must satisfy the minimum allowed age for the selected license class.</w:t>
+            </w:r>
+          </w:p>
+        </w:tc>
+      </w:tr>
+      <w:tr>
+        <w:trPr>
+          <w:trHeight w:val="489"/>
+        </w:trPr>
+        <w:tc>
+          <w:tcPr>
+            <w:cnfStyle w:val="001000000000" w:firstRow="0" w:lastRow="0" w:firstColumn="1" w:lastColumn="0" w:oddVBand="0" w:evenVBand="0" w:oddHBand="0" w:evenHBand="0" w:firstRowFirstColumn="0" w:firstRowLastColumn="0" w:lastRowFirstColumn="0" w:lastRowLastColumn="0"/>
+            <w:tcW w:w="1067" w:type="dxa"/>
+            <w:vAlign w:val="center"/>
+          </w:tcPr>
+          <w:p>
+            <w:pPr>
+              <w:rPr>
+                <w:b w:val="0"/>
+                <w:bCs w:val="0"/>
+                <w:sz w:val="20"/>
+                <w:szCs w:val="20"/>
+              </w:rPr>
+            </w:pPr>
+            <w:r>
+              <w:rPr>
+                <w:b w:val="0"/>
+                <w:bCs w:val="0"/>
+                <w:sz w:val="20"/>
+                <w:szCs w:val="20"/>
+              </w:rPr>
+              <w:t>BR-0</w:t>
+            </w:r>
+            <w:r>
+              <w:rPr>
+                <w:b w:val="0"/>
+                <w:bCs w:val="0"/>
+                <w:sz w:val="20"/>
+                <w:szCs w:val="20"/>
+              </w:rPr>
+              <w:t>2</w:t>
+            </w:r>
+          </w:p>
+        </w:tc>
+        <w:tc>
+          <w:tcPr>
+            <w:tcW w:w="7637" w:type="dxa"/>
+            <w:vAlign w:val="center"/>
+          </w:tcPr>
+          <w:p>
+            <w:pPr>
+              <w:cnfStyle w:val="000000000000" w:firstRow="0" w:lastRow="0" w:firstColumn="0" w:lastColumn="0" w:oddVBand="0" w:evenVBand="0" w:oddHBand="0" w:evenHBand="0" w:firstRowFirstColumn="0" w:firstRowLastColumn="0" w:lastRowFirstColumn="0" w:lastRowLastColumn="0"/>
+              <w:rPr>
+                <w:sz w:val="20"/>
+                <w:szCs w:val="20"/>
+              </w:rPr>
+            </w:pPr>
+            <w:r>
+              <w:rPr>
+                <w:sz w:val="20"/>
+                <w:szCs w:val="20"/>
+              </w:rPr>
+              <w:t>A person cannot hold two active driving licenses of the same class.</w:t>
+            </w:r>
+          </w:p>
+        </w:tc>
+      </w:tr>
+      <w:tr>
+        <w:trPr>
+          <w:cnfStyle w:val="000000100000" w:firstRow="0" w:lastRow="0" w:firstColumn="0" w:lastColumn="0" w:oddVBand="0" w:evenVBand="0" w:oddHBand="1" w:evenHBand="0" w:firstRowFirstColumn="0" w:firstRowLastColumn="0" w:lastRowFirstColumn="0" w:lastRowLastColumn="0"/>
+          <w:trHeight w:val="489"/>
+        </w:trPr>
+        <w:tc>
+          <w:tcPr>
+            <w:cnfStyle w:val="001000000000" w:firstRow="0" w:lastRow="0" w:firstColumn="1" w:lastColumn="0" w:oddVBand="0" w:evenVBand="0" w:oddHBand="0" w:evenHBand="0" w:firstRowFirstColumn="0" w:firstRowLastColumn="0" w:lastRowFirstColumn="0" w:lastRowLastColumn="0"/>
+            <w:tcW w:w="1067" w:type="dxa"/>
+            <w:vAlign w:val="center"/>
+          </w:tcPr>
+          <w:p>
+            <w:pPr>
+              <w:rPr>
+                <w:b w:val="0"/>
+                <w:bCs w:val="0"/>
+                <w:sz w:val="20"/>
+                <w:szCs w:val="20"/>
+              </w:rPr>
+            </w:pPr>
+            <w:r>
+              <w:rPr>
+                <w:b w:val="0"/>
+                <w:bCs w:val="0"/>
+                <w:sz w:val="20"/>
+                <w:szCs w:val="20"/>
+              </w:rPr>
+              <w:t>BR-0</w:t>
+            </w:r>
+            <w:r>
+              <w:rPr>
+                <w:b w:val="0"/>
+                <w:bCs w:val="0"/>
+                <w:sz w:val="20"/>
+                <w:szCs w:val="20"/>
+              </w:rPr>
+              <w:t>3</w:t>
+            </w:r>
+          </w:p>
+        </w:tc>
+        <w:tc>
+          <w:tcPr>
+            <w:tcW w:w="7637" w:type="dxa"/>
+            <w:vAlign w:val="center"/>
+          </w:tcPr>
+          <w:p>
+            <w:pPr>
+              <w:cnfStyle w:val="000000100000" w:firstRow="0" w:lastRow="0" w:firstColumn="0" w:lastColumn="0" w:oddVBand="0" w:evenVBand="0" w:oddHBand="1" w:evenHBand="0" w:firstRowFirstColumn="0" w:firstRowLastColumn="0" w:lastRowFirstColumn="0" w:lastRowLastColumn="0"/>
+              <w:rPr>
+                <w:sz w:val="20"/>
+                <w:szCs w:val="20"/>
+              </w:rPr>
+            </w:pPr>
+            <w:r>
+              <w:rPr>
+                <w:sz w:val="20"/>
+                <w:szCs w:val="20"/>
+              </w:rPr>
+              <w:t>Applications may hold multiple driving licenses from d</w:t>
+            </w:r>
+            <w:r>
+              <w:rPr>
+                <w:sz w:val="20"/>
+                <w:szCs w:val="20"/>
+              </w:rPr>
+              <w:t>i</w:t>
+            </w:r>
+            <w:r>
+              <w:rPr>
+                <w:sz w:val="20"/>
+                <w:szCs w:val="20"/>
+              </w:rPr>
+              <w:t>ff</w:t>
+            </w:r>
+            <w:r>
+              <w:rPr>
+                <w:sz w:val="20"/>
+                <w:szCs w:val="20"/>
+              </w:rPr>
+              <w:t>e</w:t>
+            </w:r>
+            <w:r>
+              <w:rPr>
+                <w:sz w:val="20"/>
+                <w:szCs w:val="20"/>
+              </w:rPr>
+              <w:t>rent class.</w:t>
+            </w:r>
+          </w:p>
+        </w:tc>
+      </w:tr>
+      <w:tr>
+        <w:trPr>
+          <w:trHeight w:val="489"/>
+        </w:trPr>
+        <w:tc>
+          <w:tcPr>
+            <w:cnfStyle w:val="001000000000" w:firstRow="0" w:lastRow="0" w:firstColumn="1" w:lastColumn="0" w:oddVBand="0" w:evenVBand="0" w:oddHBand="0" w:evenHBand="0" w:firstRowFirstColumn="0" w:firstRowLastColumn="0" w:lastRowFirstColumn="0" w:lastRowLastColumn="0"/>
+            <w:tcW w:w="1067" w:type="dxa"/>
+            <w:vAlign w:val="center"/>
+          </w:tcPr>
+          <w:p>
+            <w:pPr>
+              <w:rPr>
+                <w:b w:val="0"/>
+                <w:bCs w:val="0"/>
+                <w:sz w:val="20"/>
+                <w:szCs w:val="20"/>
+              </w:rPr>
+            </w:pPr>
+            <w:r>
+              <w:rPr>
+                <w:b w:val="0"/>
+                <w:bCs w:val="0"/>
+                <w:sz w:val="20"/>
+                <w:szCs w:val="20"/>
+              </w:rPr>
+              <w:t>BR-0</w:t>
+            </w:r>
+            <w:r>
+              <w:rPr>
+                <w:b w:val="0"/>
+                <w:bCs w:val="0"/>
+                <w:sz w:val="20"/>
+                <w:szCs w:val="20"/>
+              </w:rPr>
+              <w:t>4</w:t>
+            </w:r>
+          </w:p>
+        </w:tc>
+        <w:tc>
+          <w:tcPr>
+            <w:tcW w:w="7637" w:type="dxa"/>
+            <w:vAlign w:val="center"/>
+          </w:tcPr>
+          <w:p>
+            <w:pPr>
+              <w:cnfStyle w:val="000000000000" w:firstRow="0" w:lastRow="0" w:firstColumn="0" w:lastColumn="0" w:oddVBand="0" w:evenVBand="0" w:oddHBand="0" w:evenHBand="0" w:firstRowFirstColumn="0" w:firstRowLastColumn="0" w:lastRowFirstColumn="0" w:lastRowLastColumn="0"/>
+              <w:rPr>
+                <w:sz w:val="20"/>
+                <w:szCs w:val="20"/>
+              </w:rPr>
+            </w:pPr>
+            <w:r>
+              <w:rPr>
+                <w:sz w:val="20"/>
+                <w:szCs w:val="20"/>
+              </w:rPr>
+              <w:t>All required driving tests must be passed in sequence before issuing a driving license.</w:t>
+            </w:r>
+          </w:p>
+        </w:tc>
+      </w:tr>
+      <w:tr>
+        <w:trPr>
+          <w:cnfStyle w:val="000000100000" w:firstRow="0" w:lastRow="0" w:firstColumn="0" w:lastColumn="0" w:oddVBand="0" w:evenVBand="0" w:oddHBand="1" w:evenHBand="0" w:firstRowFirstColumn="0" w:firstRowLastColumn="0" w:lastRowFirstColumn="0" w:lastRowLastColumn="0"/>
+          <w:trHeight w:val="279"/>
+        </w:trPr>
+        <w:tc>
+          <w:tcPr>
+            <w:cnfStyle w:val="001000000000" w:firstRow="0" w:lastRow="0" w:firstColumn="1" w:lastColumn="0" w:oddVBand="0" w:evenVBand="0" w:oddHBand="0" w:evenHBand="0" w:firstRowFirstColumn="0" w:firstRowLastColumn="0" w:lastRowFirstColumn="0" w:lastRowLastColumn="0"/>
+            <w:tcW w:w="1067" w:type="dxa"/>
+            <w:vAlign w:val="center"/>
+          </w:tcPr>
+          <w:p>
+            <w:pPr>
+              <w:rPr>
+                <w:b w:val="0"/>
+                <w:bCs w:val="0"/>
+                <w:sz w:val="20"/>
+                <w:szCs w:val="20"/>
+              </w:rPr>
+            </w:pPr>
+            <w:r>
+              <w:rPr>
+                <w:b w:val="0"/>
+                <w:bCs w:val="0"/>
+                <w:sz w:val="20"/>
+                <w:szCs w:val="20"/>
+              </w:rPr>
+              <w:t>BR-0</w:t>
+            </w:r>
+            <w:r>
+              <w:rPr>
+                <w:b w:val="0"/>
+                <w:bCs w:val="0"/>
+                <w:sz w:val="20"/>
+                <w:szCs w:val="20"/>
+              </w:rPr>
+              <w:t>5</w:t>
+            </w:r>
+          </w:p>
+        </w:tc>
+        <w:tc>
+          <w:tcPr>
+            <w:tcW w:w="7637" w:type="dxa"/>
+            <w:vAlign w:val="center"/>
+          </w:tcPr>
+          <w:p>
+            <w:pPr>
+              <w:cnfStyle w:val="000000100000" w:firstRow="0" w:lastRow="0" w:firstColumn="0" w:lastColumn="0" w:oddVBand="0" w:evenVBand="0" w:oddHBand="1" w:evenHBand="0" w:firstRowFirstColumn="0" w:firstRowLastColumn="0" w:lastRowFirstColumn="0" w:lastRowLastColumn="0"/>
+              <w:rPr>
+                <w:sz w:val="20"/>
+                <w:szCs w:val="20"/>
+              </w:rPr>
+            </w:pPr>
+            <w:r>
+              <w:rPr>
+                <w:sz w:val="20"/>
+                <w:szCs w:val="20"/>
+              </w:rPr>
+              <w:t>Duplicate persons with the same national number are not allowed.</w:t>
+            </w:r>
+          </w:p>
+        </w:tc>
+      </w:tr>
+    </w:tbl>
+    <w:p>
+      <w:pPr>
+        <w:ind w:left="360"/>
+        <w:rPr>
+          <w:sz w:val="22"/>
+          <w:szCs w:val="22"/>
+        </w:rPr>
+      </w:pPr>
+    </w:p>
+    <w:p>
+      <w:pPr>
+        <w:ind w:left="360"/>
+        <w:rPr>
+          <w:sz w:val="22"/>
+          <w:szCs w:val="22"/>
+        </w:rPr>
+      </w:pPr>
+      <w:r>
+        <w:rPr>
+          <w:sz w:val="22"/>
+          <w:szCs w:val="22"/>
+        </w:rPr>
+        <w:t>7.2 Test Management Rules</w:t>
+      </w:r>
+    </w:p>
+    <w:tbl>
+      <w:tblPr>
+        <w:tblStyle w:val="GridTable4-Accent4"/>
+        <w:tblW w:w="8735" w:type="dxa"/>
+        <w:tblLook w:val="04A0" w:firstRow="1" w:lastRow="0" w:firstColumn="1" w:lastColumn="0" w:noHBand="0" w:noVBand="1"/>
+      </w:tblPr>
+      <w:tblGrid>
+        <w:gridCol w:w="1070"/>
+        <w:gridCol w:w="7665"/>
+      </w:tblGrid>
+      <w:tr>
+        <w:trPr>
+          <w:cnfStyle w:val="100000000000" w:firstRow="1" w:lastRow="0" w:firstColumn="0" w:lastColumn="0" w:oddVBand="0" w:evenVBand="0" w:oddHBand="0" w:evenHBand="0" w:firstRowFirstColumn="0" w:firstRowLastColumn="0" w:lastRowFirstColumn="0" w:lastRowLastColumn="0"/>
+          <w:trHeight w:val="274"/>
+        </w:trPr>
+        <w:tc>
+          <w:tcPr>
+            <w:cnfStyle w:val="001000000000" w:firstRow="0" w:lastRow="0" w:firstColumn="1" w:lastColumn="0" w:oddVBand="0" w:evenVBand="0" w:oddHBand="0" w:evenHBand="0" w:firstRowFirstColumn="0" w:firstRowLastColumn="0" w:lastRowFirstColumn="0" w:lastRowLastColumn="0"/>
+            <w:tcW w:w="1070" w:type="dxa"/>
+            <w:vAlign w:val="center"/>
+          </w:tcPr>
+          <w:p>
+            <w:pPr>
+              <w:rPr>
+                <w:sz w:val="20"/>
+                <w:szCs w:val="20"/>
+              </w:rPr>
+            </w:pPr>
+            <w:r>
+              <w:rPr>
+                <w:sz w:val="20"/>
+                <w:szCs w:val="20"/>
+              </w:rPr>
+              <w:t>ID</w:t>
+            </w:r>
+          </w:p>
+        </w:tc>
+        <w:tc>
+          <w:tcPr>
+            <w:tcW w:w="7665" w:type="dxa"/>
+            <w:vAlign w:val="center"/>
+          </w:tcPr>
+          <w:p>
+            <w:pPr>
+              <w:cnfStyle w:val="100000000000" w:firstRow="1" w:lastRow="0" w:firstColumn="0" w:lastColumn="0" w:oddVBand="0" w:evenVBand="0" w:oddHBand="0" w:evenHBand="0" w:firstRowFirstColumn="0" w:firstRowLastColumn="0" w:lastRowFirstColumn="0" w:lastRowLastColumn="0"/>
+              <w:rPr>
+                <w:sz w:val="20"/>
+                <w:szCs w:val="20"/>
+              </w:rPr>
+            </w:pPr>
+            <w:r>
+              <w:rPr>
+                <w:sz w:val="20"/>
+                <w:szCs w:val="20"/>
+              </w:rPr>
+              <w:t>Business Rules</w:t>
+            </w:r>
+          </w:p>
+        </w:tc>
+      </w:tr>
+      <w:tr>
+        <w:trPr>
+          <w:cnfStyle w:val="000000100000" w:firstRow="0" w:lastRow="0" w:firstColumn="0" w:lastColumn="0" w:oddVBand="0" w:evenVBand="0" w:oddHBand="1" w:evenHBand="0" w:firstRowFirstColumn="0" w:firstRowLastColumn="0" w:lastRowFirstColumn="0" w:lastRowLastColumn="0"/>
+          <w:trHeight w:val="446"/>
+        </w:trPr>
+        <w:tc>
+          <w:tcPr>
+            <w:cnfStyle w:val="001000000000" w:firstRow="0" w:lastRow="0" w:firstColumn="1" w:lastColumn="0" w:oddVBand="0" w:evenVBand="0" w:oddHBand="0" w:evenHBand="0" w:firstRowFirstColumn="0" w:firstRowLastColumn="0" w:lastRowFirstColumn="0" w:lastRowLastColumn="0"/>
+            <w:tcW w:w="1070" w:type="dxa"/>
+            <w:vAlign w:val="center"/>
+          </w:tcPr>
+          <w:p>
+            <w:pPr>
+              <w:rPr>
+                <w:b w:val="0"/>
+                <w:bCs w:val="0"/>
+                <w:sz w:val="20"/>
+                <w:szCs w:val="20"/>
+              </w:rPr>
+            </w:pPr>
+            <w:r>
+              <w:rPr>
+                <w:b w:val="0"/>
+                <w:bCs w:val="0"/>
+                <w:sz w:val="20"/>
+                <w:szCs w:val="20"/>
+              </w:rPr>
+              <w:t>BR-06</w:t>
+            </w:r>
+          </w:p>
+        </w:tc>
+        <w:tc>
+          <w:tcPr>
+            <w:tcW w:w="7665" w:type="dxa"/>
+            <w:vAlign w:val="center"/>
+          </w:tcPr>
+          <w:p>
+            <w:pPr>
+              <w:cnfStyle w:val="000000100000" w:firstRow="0" w:lastRow="0" w:firstColumn="0" w:lastColumn="0" w:oddVBand="0" w:evenVBand="0" w:oddHBand="1" w:evenHBand="0" w:firstRowFirstColumn="0" w:firstRowLastColumn="0" w:lastRowFirstColumn="0" w:lastRowLastColumn="0"/>
+              <w:rPr>
+                <w:sz w:val="20"/>
+                <w:szCs w:val="20"/>
+              </w:rPr>
+            </w:pPr>
+            <w:r>
+              <w:rPr>
+                <w:sz w:val="20"/>
+                <w:szCs w:val="20"/>
+              </w:rPr>
+              <w:t>Retake tests are allowed only for failed tests.</w:t>
+            </w:r>
+          </w:p>
+        </w:tc>
+      </w:tr>
+      <w:tr>
+        <w:trPr>
+          <w:trHeight w:val="437"/>
+        </w:trPr>
+        <w:tc>
+          <w:tcPr>
+            <w:cnfStyle w:val="001000000000" w:firstRow="0" w:lastRow="0" w:firstColumn="1" w:lastColumn="0" w:oddVBand="0" w:evenVBand="0" w:oddHBand="0" w:evenHBand="0" w:firstRowFirstColumn="0" w:firstRowLastColumn="0" w:lastRowFirstColumn="0" w:lastRowLastColumn="0"/>
+            <w:tcW w:w="1070" w:type="dxa"/>
+            <w:vAlign w:val="center"/>
+          </w:tcPr>
+          <w:p>
+            <w:pPr>
+              <w:rPr>
+                <w:b w:val="0"/>
+                <w:bCs w:val="0"/>
+                <w:sz w:val="20"/>
+                <w:szCs w:val="20"/>
+              </w:rPr>
+            </w:pPr>
+            <w:r>
+              <w:rPr>
+                <w:b w:val="0"/>
+                <w:bCs w:val="0"/>
+                <w:sz w:val="20"/>
+                <w:szCs w:val="20"/>
+              </w:rPr>
+              <w:t>BR-0</w:t>
+            </w:r>
+            <w:r>
+              <w:rPr>
+                <w:b w:val="0"/>
+                <w:bCs w:val="0"/>
+                <w:sz w:val="20"/>
+                <w:szCs w:val="20"/>
+              </w:rPr>
+              <w:t>7</w:t>
+            </w:r>
+          </w:p>
+        </w:tc>
+        <w:tc>
+          <w:tcPr>
+            <w:tcW w:w="7665" w:type="dxa"/>
+            <w:vAlign w:val="center"/>
+          </w:tcPr>
+          <w:p>
+            <w:pPr>
+              <w:cnfStyle w:val="000000000000" w:firstRow="0" w:lastRow="0" w:firstColumn="0" w:lastColumn="0" w:oddVBand="0" w:evenVBand="0" w:oddHBand="0" w:evenHBand="0" w:firstRowFirstColumn="0" w:firstRowLastColumn="0" w:lastRowFirstColumn="0" w:lastRowLastColumn="0"/>
+              <w:rPr>
+                <w:sz w:val="20"/>
+                <w:szCs w:val="20"/>
+              </w:rPr>
+            </w:pPr>
+            <w:r>
+              <w:rPr>
+                <w:sz w:val="20"/>
+                <w:szCs w:val="20"/>
+              </w:rPr>
+              <w:t>A new retake application must be linked to the original application.</w:t>
+            </w:r>
+          </w:p>
+        </w:tc>
+      </w:tr>
+      <w:tr>
+        <w:trPr>
+          <w:cnfStyle w:val="000000100000" w:firstRow="0" w:lastRow="0" w:firstColumn="0" w:lastColumn="0" w:oddVBand="0" w:evenVBand="0" w:oddHBand="1" w:evenHBand="0" w:firstRowFirstColumn="0" w:firstRowLastColumn="0" w:lastRowFirstColumn="0" w:lastRowLastColumn="0"/>
+          <w:trHeight w:val="437"/>
+        </w:trPr>
+        <w:tc>
+          <w:tcPr>
+            <w:cnfStyle w:val="001000000000" w:firstRow="0" w:lastRow="0" w:firstColumn="1" w:lastColumn="0" w:oddVBand="0" w:evenVBand="0" w:oddHBand="0" w:evenHBand="0" w:firstRowFirstColumn="0" w:firstRowLastColumn="0" w:lastRowFirstColumn="0" w:lastRowLastColumn="0"/>
+            <w:tcW w:w="1070" w:type="dxa"/>
+            <w:vAlign w:val="center"/>
+          </w:tcPr>
+          <w:p>
+            <w:pPr>
+              <w:rPr>
+                <w:b w:val="0"/>
+                <w:bCs w:val="0"/>
+                <w:sz w:val="20"/>
+                <w:szCs w:val="20"/>
+              </w:rPr>
+            </w:pPr>
+            <w:r>
+              <w:rPr>
+                <w:b w:val="0"/>
+                <w:bCs w:val="0"/>
+                <w:sz w:val="20"/>
+                <w:szCs w:val="20"/>
+              </w:rPr>
+              <w:t>BR-0</w:t>
+            </w:r>
+            <w:r>
+              <w:rPr>
+                <w:b w:val="0"/>
+                <w:bCs w:val="0"/>
+                <w:sz w:val="20"/>
+                <w:szCs w:val="20"/>
+              </w:rPr>
+              <w:t>8</w:t>
+            </w:r>
+          </w:p>
+        </w:tc>
+        <w:tc>
+          <w:tcPr>
+            <w:tcW w:w="7665" w:type="dxa"/>
+            <w:vAlign w:val="center"/>
+          </w:tcPr>
+          <w:p>
+            <w:pPr>
+              <w:cnfStyle w:val="000000100000" w:firstRow="0" w:lastRow="0" w:firstColumn="0" w:lastColumn="0" w:oddVBand="0" w:evenVBand="0" w:oddHBand="1" w:evenHBand="0" w:firstRowFirstColumn="0" w:firstRowLastColumn="0" w:lastRowFirstColumn="0" w:lastRowLastColumn="0"/>
+              <w:rPr>
+                <w:sz w:val="20"/>
+                <w:szCs w:val="20"/>
+              </w:rPr>
+            </w:pPr>
+            <w:r>
+              <w:rPr>
+                <w:sz w:val="20"/>
+                <w:szCs w:val="20"/>
+              </w:rPr>
+              <w:t>Two appointments cannot be scheduled simultaneously for the same test.</w:t>
+            </w:r>
+          </w:p>
+        </w:tc>
+      </w:tr>
+    </w:tbl>
+    <w:p>
+      <w:pPr>
+        <w:ind w:left="360"/>
+        <w:rPr>
+          <w:sz w:val="22"/>
+          <w:szCs w:val="22"/>
+        </w:rPr>
+      </w:pPr>
+    </w:p>
+    <w:p>
+      <w:pPr>
+        <w:ind w:left="360"/>
+        <w:rPr>
+          <w:sz w:val="22"/>
+          <w:szCs w:val="22"/>
+        </w:rPr>
+      </w:pPr>
+      <w:r>
+        <w:rPr>
+          <w:sz w:val="22"/>
+          <w:szCs w:val="22"/>
+        </w:rPr>
+        <w:t>7.3 License Service Rules</w:t>
+      </w:r>
+    </w:p>
+    <w:tbl>
+      <w:tblPr>
+        <w:tblStyle w:val="GridTable4-Accent4"/>
+        <w:tblW w:w="8704" w:type="dxa"/>
+        <w:tblLook w:val="04A0" w:firstRow="1" w:lastRow="0" w:firstColumn="1" w:lastColumn="0" w:noHBand="0" w:noVBand="1"/>
+      </w:tblPr>
+      <w:tblGrid>
+        <w:gridCol w:w="1067"/>
+        <w:gridCol w:w="7637"/>
+      </w:tblGrid>
+      <w:tr>
+        <w:trPr>
+          <w:cnfStyle w:val="100000000000" w:firstRow="1" w:lastRow="0" w:firstColumn="0" w:lastColumn="0" w:oddVBand="0" w:evenVBand="0" w:oddHBand="0" w:evenHBand="0" w:firstRowFirstColumn="0" w:firstRowLastColumn="0" w:lastRowFirstColumn="0" w:lastRowLastColumn="0"/>
+          <w:trHeight w:val="308"/>
+        </w:trPr>
+        <w:tc>
+          <w:tcPr>
+            <w:cnfStyle w:val="001000000000" w:firstRow="0" w:lastRow="0" w:firstColumn="1" w:lastColumn="0" w:oddVBand="0" w:evenVBand="0" w:oddHBand="0" w:evenHBand="0" w:firstRowFirstColumn="0" w:firstRowLastColumn="0" w:lastRowFirstColumn="0" w:lastRowLastColumn="0"/>
+            <w:tcW w:w="1067" w:type="dxa"/>
+            <w:vAlign w:val="center"/>
+          </w:tcPr>
+          <w:p>
+            <w:pPr>
+              <w:rPr>
+                <w:sz w:val="20"/>
+                <w:szCs w:val="20"/>
+              </w:rPr>
+            </w:pPr>
+            <w:r>
+              <w:rPr>
+                <w:sz w:val="20"/>
+                <w:szCs w:val="20"/>
+              </w:rPr>
+              <w:t>ID</w:t>
+            </w:r>
+          </w:p>
+        </w:tc>
+        <w:tc>
+          <w:tcPr>
+            <w:tcW w:w="7637" w:type="dxa"/>
+            <w:vAlign w:val="center"/>
+          </w:tcPr>
+          <w:p>
+            <w:pPr>
+              <w:cnfStyle w:val="100000000000" w:firstRow="1" w:lastRow="0" w:firstColumn="0" w:lastColumn="0" w:oddVBand="0" w:evenVBand="0" w:oddHBand="0" w:evenHBand="0" w:firstRowFirstColumn="0" w:firstRowLastColumn="0" w:lastRowFirstColumn="0" w:lastRowLastColumn="0"/>
+              <w:rPr>
+                <w:sz w:val="20"/>
+                <w:szCs w:val="20"/>
+              </w:rPr>
+            </w:pPr>
+            <w:r>
+              <w:rPr>
+                <w:sz w:val="20"/>
+                <w:szCs w:val="20"/>
+              </w:rPr>
+              <w:t>Business Rules</w:t>
+            </w:r>
+          </w:p>
+        </w:tc>
+      </w:tr>
+      <w:tr>
+        <w:trPr>
+          <w:cnfStyle w:val="000000100000" w:firstRow="0" w:lastRow="0" w:firstColumn="0" w:lastColumn="0" w:oddVBand="0" w:evenVBand="0" w:oddHBand="1" w:evenHBand="0" w:firstRowFirstColumn="0" w:firstRowLastColumn="0" w:lastRowFirstColumn="0" w:lastRowLastColumn="0"/>
+          <w:trHeight w:val="499"/>
+        </w:trPr>
+        <w:tc>
+          <w:tcPr>
+            <w:cnfStyle w:val="001000000000" w:firstRow="0" w:lastRow="0" w:firstColumn="1" w:lastColumn="0" w:oddVBand="0" w:evenVBand="0" w:oddHBand="0" w:evenHBand="0" w:firstRowFirstColumn="0" w:firstRowLastColumn="0" w:lastRowFirstColumn="0" w:lastRowLastColumn="0"/>
+            <w:tcW w:w="1067" w:type="dxa"/>
+            <w:vAlign w:val="center"/>
+          </w:tcPr>
+          <w:p>
+            <w:pPr>
+              <w:rPr>
+                <w:b w:val="0"/>
+                <w:bCs w:val="0"/>
+                <w:sz w:val="20"/>
+                <w:szCs w:val="20"/>
+              </w:rPr>
+            </w:pPr>
+            <w:r>
+              <w:rPr>
+                <w:b w:val="0"/>
+                <w:bCs w:val="0"/>
+                <w:sz w:val="20"/>
+                <w:szCs w:val="20"/>
+              </w:rPr>
+              <w:t>BR-0</w:t>
+            </w:r>
+            <w:r>
+              <w:rPr>
+                <w:b w:val="0"/>
+                <w:bCs w:val="0"/>
+                <w:sz w:val="20"/>
+                <w:szCs w:val="20"/>
+              </w:rPr>
+              <w:t>9</w:t>
+            </w:r>
+          </w:p>
+        </w:tc>
+        <w:tc>
+          <w:tcPr>
+            <w:tcW w:w="7637" w:type="dxa"/>
+            <w:vAlign w:val="center"/>
+          </w:tcPr>
+          <w:p>
+            <w:pPr>
+              <w:cnfStyle w:val="000000100000" w:firstRow="0" w:lastRow="0" w:firstColumn="0" w:lastColumn="0" w:oddVBand="0" w:evenVBand="0" w:oddHBand="1" w:evenHBand="0" w:firstRowFirstColumn="0" w:firstRowLastColumn="0" w:lastRowFirstColumn="0" w:lastRowLastColumn="0"/>
+              <w:rPr>
+                <w:sz w:val="20"/>
+                <w:szCs w:val="20"/>
+              </w:rPr>
+            </w:pPr>
+            <w:r>
+              <w:rPr>
+                <w:sz w:val="20"/>
+                <w:szCs w:val="20"/>
+              </w:rPr>
+              <w:t>Expired licenses must be surrendered before renewal.</w:t>
+            </w:r>
+          </w:p>
+        </w:tc>
+      </w:tr>
+      <w:tr>
+        <w:trPr>
+          <w:trHeight w:val="489"/>
+        </w:trPr>
+        <w:tc>
+          <w:tcPr>
+            <w:cnfStyle w:val="001000000000" w:firstRow="0" w:lastRow="0" w:firstColumn="1" w:lastColumn="0" w:oddVBand="0" w:evenVBand="0" w:oddHBand="0" w:evenHBand="0" w:firstRowFirstColumn="0" w:firstRowLastColumn="0" w:lastRowFirstColumn="0" w:lastRowLastColumn="0"/>
+            <w:tcW w:w="1067" w:type="dxa"/>
+            <w:vAlign w:val="center"/>
+          </w:tcPr>
+          <w:p>
+            <w:pPr>
+              <w:rPr>
+                <w:b w:val="0"/>
+                <w:bCs w:val="0"/>
+                <w:sz w:val="20"/>
+                <w:szCs w:val="20"/>
+              </w:rPr>
+            </w:pPr>
+            <w:r>
+              <w:rPr>
+                <w:b w:val="0"/>
+                <w:bCs w:val="0"/>
+                <w:sz w:val="20"/>
+                <w:szCs w:val="20"/>
+              </w:rPr>
+              <w:t>BR-</w:t>
+            </w:r>
+            <w:r>
+              <w:rPr>
+                <w:b w:val="0"/>
+                <w:bCs w:val="0"/>
+                <w:sz w:val="20"/>
+                <w:szCs w:val="20"/>
+              </w:rPr>
+              <w:t>10</w:t>
+            </w:r>
+          </w:p>
+        </w:tc>
+        <w:tc>
+          <w:tcPr>
+            <w:tcW w:w="7637" w:type="dxa"/>
+            <w:vAlign w:val="center"/>
+          </w:tcPr>
+          <w:p>
+            <w:pPr>
+              <w:cnfStyle w:val="000000000000" w:firstRow="0" w:lastRow="0" w:firstColumn="0" w:lastColumn="0" w:oddVBand="0" w:evenVBand="0" w:oddHBand="0" w:evenHBand="0" w:firstRowFirstColumn="0" w:firstRowLastColumn="0" w:lastRowFirstColumn="0" w:lastRowLastColumn="0"/>
+              <w:rPr>
+                <w:sz w:val="20"/>
+                <w:szCs w:val="20"/>
+              </w:rPr>
+            </w:pPr>
+            <w:r>
+              <w:rPr>
+                <w:sz w:val="20"/>
+                <w:szCs w:val="20"/>
+              </w:rPr>
+              <w:t>Damaged licenses must be surrendered before replacement.</w:t>
+            </w:r>
+          </w:p>
+        </w:tc>
+      </w:tr>
+      <w:tr>
+        <w:trPr>
+          <w:cnfStyle w:val="000000100000" w:firstRow="0" w:lastRow="0" w:firstColumn="0" w:lastColumn="0" w:oddVBand="0" w:evenVBand="0" w:oddHBand="1" w:evenHBand="0" w:firstRowFirstColumn="0" w:firstRowLastColumn="0" w:lastRowFirstColumn="0" w:lastRowLastColumn="0"/>
+          <w:trHeight w:val="489"/>
+        </w:trPr>
+        <w:tc>
+          <w:tcPr>
+            <w:cnfStyle w:val="001000000000" w:firstRow="0" w:lastRow="0" w:firstColumn="1" w:lastColumn="0" w:oddVBand="0" w:evenVBand="0" w:oddHBand="0" w:evenHBand="0" w:firstRowFirstColumn="0" w:firstRowLastColumn="0" w:lastRowFirstColumn="0" w:lastRowLastColumn="0"/>
+            <w:tcW w:w="1067" w:type="dxa"/>
+            <w:vAlign w:val="center"/>
+          </w:tcPr>
+          <w:p>
+            <w:pPr>
+              <w:rPr>
+                <w:b w:val="0"/>
+                <w:bCs w:val="0"/>
+                <w:sz w:val="20"/>
+                <w:szCs w:val="20"/>
+              </w:rPr>
+            </w:pPr>
+            <w:r>
+              <w:rPr>
+                <w:b w:val="0"/>
+                <w:bCs w:val="0"/>
+                <w:sz w:val="20"/>
+                <w:szCs w:val="20"/>
+              </w:rPr>
+              <w:t>BR-1</w:t>
+            </w:r>
+            <w:r>
+              <w:rPr>
+                <w:b w:val="0"/>
+                <w:bCs w:val="0"/>
+                <w:sz w:val="20"/>
+                <w:szCs w:val="20"/>
+              </w:rPr>
+              <w:t>1</w:t>
+            </w:r>
+          </w:p>
+        </w:tc>
+        <w:tc>
+          <w:tcPr>
+            <w:tcW w:w="7637" w:type="dxa"/>
+            <w:vAlign w:val="center"/>
+          </w:tcPr>
+          <w:p>
+            <w:pPr>
+              <w:cnfStyle w:val="000000100000" w:firstRow="0" w:lastRow="0" w:firstColumn="0" w:lastColumn="0" w:oddVBand="0" w:evenVBand="0" w:oddHBand="1" w:evenHBand="0" w:firstRowFirstColumn="0" w:firstRowLastColumn="0" w:lastRowFirstColumn="0" w:lastRowLastColumn="0"/>
+              <w:rPr>
+                <w:sz w:val="20"/>
+                <w:szCs w:val="20"/>
+              </w:rPr>
+            </w:pPr>
+            <w:r>
+              <w:rPr>
+                <w:sz w:val="20"/>
+                <w:szCs w:val="20"/>
+              </w:rPr>
+              <w:t>Lost license replacement cannot be issued if the license is detained</w:t>
+            </w:r>
+          </w:p>
+        </w:tc>
+      </w:tr>
+      <w:tr>
+        <w:trPr>
+          <w:trHeight w:val="489"/>
+        </w:trPr>
+        <w:tc>
+          <w:tcPr>
+            <w:cnfStyle w:val="001000000000" w:firstRow="0" w:lastRow="0" w:firstColumn="1" w:lastColumn="0" w:oddVBand="0" w:evenVBand="0" w:oddHBand="0" w:evenHBand="0" w:firstRowFirstColumn="0" w:firstRowLastColumn="0" w:lastRowFirstColumn="0" w:lastRowLastColumn="0"/>
+            <w:tcW w:w="1067" w:type="dxa"/>
+            <w:vAlign w:val="center"/>
+          </w:tcPr>
+          <w:p>
+            <w:pPr>
+              <w:rPr>
+                <w:b w:val="0"/>
+                <w:bCs w:val="0"/>
+                <w:sz w:val="20"/>
+                <w:szCs w:val="20"/>
+              </w:rPr>
+            </w:pPr>
+            <w:r>
+              <w:rPr>
+                <w:b w:val="0"/>
+                <w:bCs w:val="0"/>
+                <w:sz w:val="20"/>
+                <w:szCs w:val="20"/>
+              </w:rPr>
+              <w:t>BR-1</w:t>
+            </w:r>
+            <w:r>
+              <w:rPr>
+                <w:b w:val="0"/>
+                <w:bCs w:val="0"/>
+                <w:sz w:val="20"/>
+                <w:szCs w:val="20"/>
+              </w:rPr>
+              <w:t>2</w:t>
+            </w:r>
+          </w:p>
+        </w:tc>
+        <w:tc>
+          <w:tcPr>
+            <w:tcW w:w="7637" w:type="dxa"/>
+            <w:vAlign w:val="center"/>
+          </w:tcPr>
+          <w:p>
+            <w:pPr>
+              <w:cnfStyle w:val="000000000000" w:firstRow="0" w:lastRow="0" w:firstColumn="0" w:lastColumn="0" w:oddVBand="0" w:evenVBand="0" w:oddHBand="0" w:evenHBand="0" w:firstRowFirstColumn="0" w:firstRowLastColumn="0" w:lastRowFirstColumn="0" w:lastRowLastColumn="0"/>
+              <w:rPr>
+                <w:sz w:val="20"/>
+                <w:szCs w:val="20"/>
+              </w:rPr>
+            </w:pPr>
+            <w:r>
+              <w:rPr>
+                <w:sz w:val="20"/>
+                <w:szCs w:val="20"/>
+              </w:rPr>
+              <w:t>Every issued driving license must have a unique license number.</w:t>
+            </w:r>
+          </w:p>
+        </w:tc>
+      </w:tr>
+      <w:tr>
+        <w:trPr>
+          <w:cnfStyle w:val="000000100000" w:firstRow="0" w:lastRow="0" w:firstColumn="0" w:lastColumn="0" w:oddVBand="0" w:evenVBand="0" w:oddHBand="1" w:evenHBand="0" w:firstRowFirstColumn="0" w:firstRowLastColumn="0" w:lastRowFirstColumn="0" w:lastRowLastColumn="0"/>
+          <w:trHeight w:val="279"/>
+        </w:trPr>
+        <w:tc>
+          <w:tcPr>
+            <w:cnfStyle w:val="001000000000" w:firstRow="0" w:lastRow="0" w:firstColumn="1" w:lastColumn="0" w:oddVBand="0" w:evenVBand="0" w:oddHBand="0" w:evenHBand="0" w:firstRowFirstColumn="0" w:firstRowLastColumn="0" w:lastRowFirstColumn="0" w:lastRowLastColumn="0"/>
+            <w:tcW w:w="1067" w:type="dxa"/>
+            <w:vAlign w:val="center"/>
+          </w:tcPr>
+          <w:p>
+            <w:pPr>
+              <w:rPr>
+                <w:b w:val="0"/>
+                <w:bCs w:val="0"/>
+                <w:sz w:val="20"/>
+                <w:szCs w:val="20"/>
+              </w:rPr>
+            </w:pPr>
+            <w:r>
+              <w:rPr>
+                <w:b w:val="0"/>
+                <w:bCs w:val="0"/>
+                <w:sz w:val="20"/>
+                <w:szCs w:val="20"/>
+              </w:rPr>
+              <w:t>BR-1</w:t>
+            </w:r>
+            <w:r>
+              <w:rPr>
+                <w:b w:val="0"/>
+                <w:bCs w:val="0"/>
+                <w:sz w:val="20"/>
+                <w:szCs w:val="20"/>
+              </w:rPr>
+              <w:t>3</w:t>
+            </w:r>
+          </w:p>
+        </w:tc>
+        <w:tc>
+          <w:tcPr>
+            <w:tcW w:w="7637" w:type="dxa"/>
+            <w:vAlign w:val="center"/>
+          </w:tcPr>
+          <w:p>
+            <w:pPr>
+              <w:cnfStyle w:val="000000100000" w:firstRow="0" w:lastRow="0" w:firstColumn="0" w:lastColumn="0" w:oddVBand="0" w:evenVBand="0" w:oddHBand="1" w:evenHBand="0" w:firstRowFirstColumn="0" w:firstRowLastColumn="0" w:lastRowFirstColumn="0" w:lastRowLastColumn="0"/>
+              <w:rPr>
+                <w:sz w:val="20"/>
+                <w:szCs w:val="20"/>
+              </w:rPr>
+            </w:pPr>
+            <w:r>
+              <w:rPr>
+                <w:sz w:val="20"/>
+                <w:szCs w:val="20"/>
+              </w:rPr>
+              <w:t>Every driver must have a unique driver ID.</w:t>
+            </w:r>
+          </w:p>
+        </w:tc>
+      </w:tr>
+    </w:tbl>
+    <w:p>
+      <w:pPr>
+        <w:ind w:left="360"/>
+        <w:rPr>
+          <w:sz w:val="22"/>
+          <w:szCs w:val="22"/>
+        </w:rPr>
+      </w:pPr>
+    </w:p>
+    <w:p>
+      <w:pPr>
+        <w:ind w:left="360"/>
+        <w:rPr>
+          <w:sz w:val="22"/>
+          <w:szCs w:val="22"/>
+        </w:rPr>
+      </w:pPr>
+      <w:r>
+        <w:rPr>
+          <w:sz w:val="22"/>
+          <w:szCs w:val="22"/>
+        </w:rPr>
+        <w:t>7.4 International License Rules</w:t>
+      </w:r>
+    </w:p>
+    <w:tbl>
+      <w:tblPr>
+        <w:tblStyle w:val="GridTable4-Accent4"/>
+        <w:tblW w:w="8736" w:type="dxa"/>
+        <w:tblLook w:val="04A0" w:firstRow="1" w:lastRow="0" w:firstColumn="1" w:lastColumn="0" w:noHBand="0" w:noVBand="1"/>
+      </w:tblPr>
+      <w:tblGrid>
+        <w:gridCol w:w="1070"/>
+        <w:gridCol w:w="7666"/>
+      </w:tblGrid>
+      <w:tr>
+        <w:trPr>
+          <w:cnfStyle w:val="100000000000" w:firstRow="1" w:lastRow="0" w:firstColumn="0" w:lastColumn="0" w:oddVBand="0" w:evenVBand="0" w:oddHBand="0" w:evenHBand="0" w:firstRowFirstColumn="0" w:firstRowLastColumn="0" w:lastRowFirstColumn="0" w:lastRowLastColumn="0"/>
+          <w:trHeight w:val="293"/>
+        </w:trPr>
+        <w:tc>
+          <w:tcPr>
+            <w:cnfStyle w:val="001000000000" w:firstRow="0" w:lastRow="0" w:firstColumn="1" w:lastColumn="0" w:oddVBand="0" w:evenVBand="0" w:oddHBand="0" w:evenHBand="0" w:firstRowFirstColumn="0" w:firstRowLastColumn="0" w:lastRowFirstColumn="0" w:lastRowLastColumn="0"/>
+            <w:tcW w:w="1070" w:type="dxa"/>
+            <w:vAlign w:val="center"/>
+          </w:tcPr>
+          <w:p>
+            <w:pPr>
+              <w:rPr>
+                <w:sz w:val="20"/>
+                <w:szCs w:val="20"/>
+              </w:rPr>
+            </w:pPr>
+            <w:r>
+              <w:rPr>
+                <w:sz w:val="20"/>
+                <w:szCs w:val="20"/>
+              </w:rPr>
+              <w:t>ID</w:t>
+            </w:r>
+          </w:p>
+        </w:tc>
+        <w:tc>
+          <w:tcPr>
+            <w:tcW w:w="7666" w:type="dxa"/>
+            <w:vAlign w:val="center"/>
+          </w:tcPr>
+          <w:p>
+            <w:pPr>
+              <w:cnfStyle w:val="100000000000" w:firstRow="1" w:lastRow="0" w:firstColumn="0" w:lastColumn="0" w:oddVBand="0" w:evenVBand="0" w:oddHBand="0" w:evenHBand="0" w:firstRowFirstColumn="0" w:firstRowLastColumn="0" w:lastRowFirstColumn="0" w:lastRowLastColumn="0"/>
+              <w:rPr>
+                <w:sz w:val="20"/>
+                <w:szCs w:val="20"/>
+              </w:rPr>
+            </w:pPr>
+            <w:r>
+              <w:rPr>
+                <w:sz w:val="20"/>
+                <w:szCs w:val="20"/>
+              </w:rPr>
+              <w:t>Business Rules</w:t>
+            </w:r>
+          </w:p>
+        </w:tc>
+      </w:tr>
+      <w:tr>
+        <w:trPr>
+          <w:cnfStyle w:val="000000100000" w:firstRow="0" w:lastRow="0" w:firstColumn="0" w:lastColumn="0" w:oddVBand="0" w:evenVBand="0" w:oddHBand="1" w:evenHBand="0" w:firstRowFirstColumn="0" w:firstRowLastColumn="0" w:lastRowFirstColumn="0" w:lastRowLastColumn="0"/>
+          <w:trHeight w:val="476"/>
+        </w:trPr>
+        <w:tc>
+          <w:tcPr>
+            <w:cnfStyle w:val="001000000000" w:firstRow="0" w:lastRow="0" w:firstColumn="1" w:lastColumn="0" w:oddVBand="0" w:evenVBand="0" w:oddHBand="0" w:evenHBand="0" w:firstRowFirstColumn="0" w:firstRowLastColumn="0" w:lastRowFirstColumn="0" w:lastRowLastColumn="0"/>
+            <w:tcW w:w="1070" w:type="dxa"/>
+            <w:vAlign w:val="center"/>
+          </w:tcPr>
+          <w:p>
+            <w:pPr>
+              <w:rPr>
+                <w:b w:val="0"/>
+                <w:bCs w:val="0"/>
+                <w:sz w:val="20"/>
+                <w:szCs w:val="20"/>
+              </w:rPr>
+            </w:pPr>
+            <w:r>
+              <w:rPr>
+                <w:b w:val="0"/>
+                <w:bCs w:val="0"/>
+                <w:sz w:val="20"/>
+                <w:szCs w:val="20"/>
+              </w:rPr>
+              <w:t>BR-</w:t>
+            </w:r>
+            <w:r>
+              <w:rPr>
+                <w:b w:val="0"/>
+                <w:bCs w:val="0"/>
+                <w:sz w:val="20"/>
+                <w:szCs w:val="20"/>
+              </w:rPr>
+              <w:t>14</w:t>
+            </w:r>
+          </w:p>
+        </w:tc>
+        <w:tc>
+          <w:tcPr>
+            <w:tcW w:w="7666" w:type="dxa"/>
+            <w:vAlign w:val="center"/>
+          </w:tcPr>
+          <w:p>
+            <w:pPr>
+              <w:cnfStyle w:val="000000100000" w:firstRow="0" w:lastRow="0" w:firstColumn="0" w:lastColumn="0" w:oddVBand="0" w:evenVBand="0" w:oddHBand="1" w:evenHBand="0" w:firstRowFirstColumn="0" w:firstRowLastColumn="0" w:lastRowFirstColumn="0" w:lastRowLastColumn="0"/>
+              <w:rPr>
+                <w:sz w:val="20"/>
+                <w:szCs w:val="20"/>
+              </w:rPr>
+            </w:pPr>
+            <w:r>
+              <w:rPr>
+                <w:sz w:val="20"/>
+                <w:szCs w:val="20"/>
+              </w:rPr>
+              <w:t>International driving licenses may only be issued for valid non-detained class 3 licenses.</w:t>
+            </w:r>
+          </w:p>
+        </w:tc>
+      </w:tr>
+      <w:tr>
+        <w:trPr>
+          <w:trHeight w:val="467"/>
+        </w:trPr>
+        <w:tc>
+          <w:tcPr>
+            <w:cnfStyle w:val="001000000000" w:firstRow="0" w:lastRow="0" w:firstColumn="1" w:lastColumn="0" w:oddVBand="0" w:evenVBand="0" w:oddHBand="0" w:evenHBand="0" w:firstRowFirstColumn="0" w:firstRowLastColumn="0" w:lastRowFirstColumn="0" w:lastRowLastColumn="0"/>
+            <w:tcW w:w="1070" w:type="dxa"/>
+            <w:vAlign w:val="center"/>
+          </w:tcPr>
+          <w:p>
+            <w:pPr>
+              <w:rPr>
+                <w:b w:val="0"/>
+                <w:bCs w:val="0"/>
+                <w:sz w:val="20"/>
+                <w:szCs w:val="20"/>
+              </w:rPr>
+            </w:pPr>
+            <w:r>
+              <w:rPr>
+                <w:b w:val="0"/>
+                <w:bCs w:val="0"/>
+                <w:sz w:val="20"/>
+                <w:szCs w:val="20"/>
+              </w:rPr>
+              <w:t>BR-1</w:t>
+            </w:r>
+            <w:r>
+              <w:rPr>
+                <w:b w:val="0"/>
+                <w:bCs w:val="0"/>
+                <w:sz w:val="20"/>
+                <w:szCs w:val="20"/>
+              </w:rPr>
+              <w:t>5</w:t>
+            </w:r>
+          </w:p>
+        </w:tc>
+        <w:tc>
+          <w:tcPr>
+            <w:tcW w:w="7666" w:type="dxa"/>
+            <w:vAlign w:val="center"/>
+          </w:tcPr>
+          <w:p>
+            <w:pPr>
+              <w:cnfStyle w:val="000000000000" w:firstRow="0" w:lastRow="0" w:firstColumn="0" w:lastColumn="0" w:oddVBand="0" w:evenVBand="0" w:oddHBand="0" w:evenHBand="0" w:firstRowFirstColumn="0" w:firstRowLastColumn="0" w:lastRowFirstColumn="0" w:lastRowLastColumn="0"/>
+              <w:rPr>
+                <w:sz w:val="20"/>
+                <w:szCs w:val="20"/>
+              </w:rPr>
+            </w:pPr>
+            <w:r>
+              <w:rPr>
+                <w:sz w:val="20"/>
+                <w:szCs w:val="20"/>
+              </w:rPr>
+              <w:t>Only one active international license may exist for a driver at a time.</w:t>
+            </w:r>
+          </w:p>
+        </w:tc>
+      </w:tr>
+    </w:tbl>
+    <w:p>
+      <w:pPr>
+        <w:ind w:left="360"/>
+        <w:rPr>
+          <w:sz w:val="22"/>
+          <w:szCs w:val="22"/>
+        </w:rPr>
+      </w:pPr>
+    </w:p>
+    <w:p>
+      <w:pPr>
+        <w:ind w:left="360"/>
+        <w:rPr>
+          <w:sz w:val="22"/>
+          <w:szCs w:val="22"/>
+        </w:rPr>
+      </w:pPr>
+      <w:r>
+        <w:rPr>
+          <w:sz w:val="22"/>
+          <w:szCs w:val="22"/>
+        </w:rPr>
+        <w:lastRenderedPageBreak/>
+        <w:t>7.5 System Rules</w:t>
+      </w:r>
+    </w:p>
+    <w:tbl>
+      <w:tblPr>
+        <w:tblStyle w:val="GridTable4-Accent4"/>
+        <w:tblW w:w="8704" w:type="dxa"/>
+        <w:tblLook w:val="04A0" w:firstRow="1" w:lastRow="0" w:firstColumn="1" w:lastColumn="0" w:noHBand="0" w:noVBand="1"/>
+      </w:tblPr>
+      <w:tblGrid>
+        <w:gridCol w:w="1067"/>
+        <w:gridCol w:w="7637"/>
+      </w:tblGrid>
+      <w:tr>
+        <w:trPr>
+          <w:cnfStyle w:val="100000000000" w:firstRow="1" w:lastRow="0" w:firstColumn="0" w:lastColumn="0" w:oddVBand="0" w:evenVBand="0" w:oddHBand="0" w:evenHBand="0" w:firstRowFirstColumn="0" w:firstRowLastColumn="0" w:lastRowFirstColumn="0" w:lastRowLastColumn="0"/>
+          <w:trHeight w:val="308"/>
+        </w:trPr>
+        <w:tc>
+          <w:tcPr>
+            <w:cnfStyle w:val="001000000000" w:firstRow="0" w:lastRow="0" w:firstColumn="1" w:lastColumn="0" w:oddVBand="0" w:evenVBand="0" w:oddHBand="0" w:evenHBand="0" w:firstRowFirstColumn="0" w:firstRowLastColumn="0" w:lastRowFirstColumn="0" w:lastRowLastColumn="0"/>
+            <w:tcW w:w="1067" w:type="dxa"/>
+            <w:vAlign w:val="center"/>
+          </w:tcPr>
+          <w:p>
+            <w:pPr>
+              <w:rPr>
+                <w:sz w:val="20"/>
+                <w:szCs w:val="20"/>
+              </w:rPr>
+            </w:pPr>
+            <w:r>
+              <w:rPr>
+                <w:sz w:val="20"/>
+                <w:szCs w:val="20"/>
+              </w:rPr>
+              <w:t>ID</w:t>
+            </w:r>
+          </w:p>
+        </w:tc>
+        <w:tc>
+          <w:tcPr>
+            <w:tcW w:w="7637" w:type="dxa"/>
+            <w:vAlign w:val="center"/>
+          </w:tcPr>
+          <w:p>
+            <w:pPr>
+              <w:cnfStyle w:val="100000000000" w:firstRow="1" w:lastRow="0" w:firstColumn="0" w:lastColumn="0" w:oddVBand="0" w:evenVBand="0" w:oddHBand="0" w:evenHBand="0" w:firstRowFirstColumn="0" w:firstRowLastColumn="0" w:lastRowFirstColumn="0" w:lastRowLastColumn="0"/>
+              <w:rPr>
+                <w:sz w:val="20"/>
+                <w:szCs w:val="20"/>
+              </w:rPr>
+            </w:pPr>
+            <w:r>
+              <w:rPr>
+                <w:sz w:val="20"/>
+                <w:szCs w:val="20"/>
+              </w:rPr>
+              <w:t>Business Rules</w:t>
+            </w:r>
+          </w:p>
+        </w:tc>
+      </w:tr>
+      <w:tr>
+        <w:trPr>
+          <w:cnfStyle w:val="000000100000" w:firstRow="0" w:lastRow="0" w:firstColumn="0" w:lastColumn="0" w:oddVBand="0" w:evenVBand="0" w:oddHBand="1" w:evenHBand="0" w:firstRowFirstColumn="0" w:firstRowLastColumn="0" w:lastRowFirstColumn="0" w:lastRowLastColumn="0"/>
+          <w:trHeight w:val="499"/>
+        </w:trPr>
+        <w:tc>
+          <w:tcPr>
+            <w:cnfStyle w:val="001000000000" w:firstRow="0" w:lastRow="0" w:firstColumn="1" w:lastColumn="0" w:oddVBand="0" w:evenVBand="0" w:oddHBand="0" w:evenHBand="0" w:firstRowFirstColumn="0" w:firstRowLastColumn="0" w:lastRowFirstColumn="0" w:lastRowLastColumn="0"/>
+            <w:tcW w:w="1067" w:type="dxa"/>
+            <w:vAlign w:val="center"/>
+          </w:tcPr>
+          <w:p>
+            <w:pPr>
+              <w:rPr>
+                <w:b w:val="0"/>
+                <w:bCs w:val="0"/>
+                <w:sz w:val="20"/>
+                <w:szCs w:val="20"/>
+              </w:rPr>
+            </w:pPr>
+            <w:r>
+              <w:rPr>
+                <w:b w:val="0"/>
+                <w:bCs w:val="0"/>
+                <w:sz w:val="20"/>
+                <w:szCs w:val="20"/>
+              </w:rPr>
+              <w:t>BR-1</w:t>
+            </w:r>
+            <w:r>
+              <w:rPr>
+                <w:b w:val="0"/>
+                <w:bCs w:val="0"/>
+                <w:sz w:val="20"/>
+                <w:szCs w:val="20"/>
+              </w:rPr>
+              <w:t>6</w:t>
+            </w:r>
+          </w:p>
+        </w:tc>
+        <w:tc>
+          <w:tcPr>
+            <w:tcW w:w="7637" w:type="dxa"/>
+            <w:vAlign w:val="center"/>
+          </w:tcPr>
+          <w:p>
+            <w:pPr>
+              <w:cnfStyle w:val="000000100000" w:firstRow="0" w:lastRow="0" w:firstColumn="0" w:lastColumn="0" w:oddVBand="0" w:evenVBand="0" w:oddHBand="1" w:evenHBand="0" w:firstRowFirstColumn="0" w:firstRowLastColumn="0" w:lastRowFirstColumn="0" w:lastRowLastColumn="0"/>
+              <w:rPr>
+                <w:sz w:val="20"/>
+                <w:szCs w:val="20"/>
+              </w:rPr>
+            </w:pPr>
+            <w:r>
+              <w:rPr>
+                <w:sz w:val="20"/>
+                <w:szCs w:val="20"/>
+              </w:rPr>
+              <w:t>Driving test types and license classes are predefined and fixed the system</w:t>
+            </w:r>
+          </w:p>
+        </w:tc>
+      </w:tr>
+      <w:tr>
+        <w:trPr>
+          <w:trHeight w:val="489"/>
+        </w:trPr>
+        <w:tc>
+          <w:tcPr>
+            <w:cnfStyle w:val="001000000000" w:firstRow="0" w:lastRow="0" w:firstColumn="1" w:lastColumn="0" w:oddVBand="0" w:evenVBand="0" w:oddHBand="0" w:evenHBand="0" w:firstRowFirstColumn="0" w:firstRowLastColumn="0" w:lastRowFirstColumn="0" w:lastRowLastColumn="0"/>
+            <w:tcW w:w="1067" w:type="dxa"/>
+            <w:vAlign w:val="center"/>
+          </w:tcPr>
+          <w:p>
+            <w:pPr>
+              <w:rPr>
+                <w:b w:val="0"/>
+                <w:bCs w:val="0"/>
+                <w:sz w:val="20"/>
+                <w:szCs w:val="20"/>
+              </w:rPr>
+            </w:pPr>
+            <w:r>
+              <w:rPr>
+                <w:b w:val="0"/>
+                <w:bCs w:val="0"/>
+                <w:sz w:val="20"/>
+                <w:szCs w:val="20"/>
+              </w:rPr>
+              <w:t>BR-1</w:t>
+            </w:r>
+            <w:r>
+              <w:rPr>
+                <w:b w:val="0"/>
+                <w:bCs w:val="0"/>
+                <w:sz w:val="20"/>
+                <w:szCs w:val="20"/>
+              </w:rPr>
+              <w:t>7</w:t>
+            </w:r>
+          </w:p>
+        </w:tc>
+        <w:tc>
+          <w:tcPr>
+            <w:tcW w:w="7637" w:type="dxa"/>
+            <w:vAlign w:val="center"/>
+          </w:tcPr>
+          <w:p>
+            <w:pPr>
+              <w:cnfStyle w:val="000000000000" w:firstRow="0" w:lastRow="0" w:firstColumn="0" w:lastColumn="0" w:oddVBand="0" w:evenVBand="0" w:oddHBand="0" w:evenHBand="0" w:firstRowFirstColumn="0" w:firstRowLastColumn="0" w:lastRowFirstColumn="0" w:lastRowLastColumn="0"/>
+              <w:rPr>
+                <w:sz w:val="20"/>
+                <w:szCs w:val="20"/>
+              </w:rPr>
+            </w:pPr>
+            <w:r>
+              <w:rPr>
+                <w:sz w:val="20"/>
+                <w:szCs w:val="20"/>
+              </w:rPr>
+              <w:t>All important system operations must be recorded in audit logs</w:t>
+            </w:r>
+          </w:p>
+        </w:tc>
+      </w:tr>
+    </w:tbl>
     <w:p>
       <w:pPr>
         <w:ind w:left="360"/>
@@ -9038,12 +10202,23 @@
     </w:p>
     <w:p>
       <w:pPr>
-        <w:ind w:left="360"/>
-        <w:rPr>
-          <w:sz w:val="22"/>
-          <w:szCs w:val="22"/>
-        </w:rPr>
-      </w:pPr>
+        <w:pStyle w:val="ListParagraph"/>
+        <w:numPr>
+          <w:ilvl w:val="0"/>
+          <w:numId w:val="3"/>
+        </w:numPr>
+        <w:rPr>
+          <w:sz w:val="22"/>
+          <w:szCs w:val="22"/>
+        </w:rPr>
+      </w:pPr>
+      <w:r>
+        <w:rPr>
+          <w:sz w:val="22"/>
+          <w:szCs w:val="22"/>
+        </w:rPr>
+        <w:t xml:space="preserve">The system is designed </w:t>
+      </w:r>
     </w:p>
     <w:p>
       <w:pPr>
@@ -9432,6 +10607,15 @@
           <w:szCs w:val="22"/>
         </w:rPr>
       </w:pPr>
+    </w:p>
+    <w:p>
+      <w:pPr>
+        <w:ind w:left="360"/>
+        <w:rPr>
+          <w:sz w:val="22"/>
+          <w:szCs w:val="22"/>
+        </w:rPr>
+      </w:pPr>
       <w:r>
         <w:rPr>
           <w:noProof/>
@@ -9792,6 +10976,7 @@
                 <w:sz w:val="20"/>
                 <w:szCs w:val="20"/>
               </w:rPr>
+              <w:lastRenderedPageBreak/>
               <w:t>REF-02</w:t>
             </w:r>
           </w:p>
@@ -9980,7 +11165,6 @@
                 <w:sz w:val="20"/>
                 <w:szCs w:val="20"/>
               </w:rPr>
-              <w:lastRenderedPageBreak/>
               <w:t>REF-0</w:t>
             </w:r>
             <w:r>
@@ -10505,6 +11689,119 @@
     </w:lvl>
   </w:abstractNum>
   <w:abstractNum w:abstractNumId="1" w15:restartNumberingAfterBreak="0">
+    <w:nsid w:val="64211356"/>
+    <w:multiLevelType w:val="hybridMultilevel"/>
+    <w:tmpl w:val="FA3EBC1C"/>
+    <w:lvl w:ilvl="0" w:tplc="04090001">
+      <w:start w:val="1"/>
+      <w:numFmt w:val="bullet"/>
+      <w:lvlText w:val=""/>
+      <w:lvlJc w:val="left"/>
+      <w:pPr>
+        <w:ind w:left="1080" w:hanging="360"/>
+      </w:pPr>
+      <w:rPr>
+        <w:rFonts w:ascii="Symbol" w:hAnsi="Symbol" w:hint="default"/>
+      </w:rPr>
+    </w:lvl>
+    <w:lvl w:ilvl="1" w:tplc="04090003" w:tentative="1">
+      <w:start w:val="1"/>
+      <w:numFmt w:val="bullet"/>
+      <w:lvlText w:val="o"/>
+      <w:lvlJc w:val="left"/>
+      <w:pPr>
+        <w:ind w:left="1800" w:hanging="360"/>
+      </w:pPr>
+      <w:rPr>
+        <w:rFonts w:ascii="Courier New" w:hAnsi="Courier New" w:cs="Courier New" w:hint="default"/>
+      </w:rPr>
+    </w:lvl>
+    <w:lvl w:ilvl="2" w:tplc="04090005" w:tentative="1">
+      <w:start w:val="1"/>
+      <w:numFmt w:val="bullet"/>
+      <w:lvlText w:val=""/>
+      <w:lvlJc w:val="left"/>
+      <w:pPr>
+        <w:ind w:left="2520" w:hanging="360"/>
+      </w:pPr>
+      <w:rPr>
+        <w:rFonts w:ascii="Wingdings" w:hAnsi="Wingdings" w:hint="default"/>
+      </w:rPr>
+    </w:lvl>
+    <w:lvl w:ilvl="3" w:tplc="04090001" w:tentative="1">
+      <w:start w:val="1"/>
+      <w:numFmt w:val="bullet"/>
+      <w:lvlText w:val=""/>
+      <w:lvlJc w:val="left"/>
+      <w:pPr>
+        <w:ind w:left="3240" w:hanging="360"/>
+      </w:pPr>
+      <w:rPr>
+        <w:rFonts w:ascii="Symbol" w:hAnsi="Symbol" w:hint="default"/>
+      </w:rPr>
+    </w:lvl>
+    <w:lvl w:ilvl="4" w:tplc="04090003" w:tentative="1">
+      <w:start w:val="1"/>
+      <w:numFmt w:val="bullet"/>
+      <w:lvlText w:val="o"/>
+      <w:lvlJc w:val="left"/>
+      <w:pPr>
+        <w:ind w:left="3960" w:hanging="360"/>
+      </w:pPr>
+      <w:rPr>
+        <w:rFonts w:ascii="Courier New" w:hAnsi="Courier New" w:cs="Courier New" w:hint="default"/>
+      </w:rPr>
+    </w:lvl>
+    <w:lvl w:ilvl="5" w:tplc="04090005" w:tentative="1">
+      <w:start w:val="1"/>
+      <w:numFmt w:val="bullet"/>
+      <w:lvlText w:val=""/>
+      <w:lvlJc w:val="left"/>
+      <w:pPr>
+        <w:ind w:left="4680" w:hanging="360"/>
+      </w:pPr>
+      <w:rPr>
+        <w:rFonts w:ascii="Wingdings" w:hAnsi="Wingdings" w:hint="default"/>
+      </w:rPr>
+    </w:lvl>
+    <w:lvl w:ilvl="6" w:tplc="04090001" w:tentative="1">
+      <w:start w:val="1"/>
+      <w:numFmt w:val="bullet"/>
+      <w:lvlText w:val=""/>
+      <w:lvlJc w:val="left"/>
+      <w:pPr>
+        <w:ind w:left="5400" w:hanging="360"/>
+      </w:pPr>
+      <w:rPr>
+        <w:rFonts w:ascii="Symbol" w:hAnsi="Symbol" w:hint="default"/>
+      </w:rPr>
+    </w:lvl>
+    <w:lvl w:ilvl="7" w:tplc="04090003" w:tentative="1">
+      <w:start w:val="1"/>
+      <w:numFmt w:val="bullet"/>
+      <w:lvlText w:val="o"/>
+      <w:lvlJc w:val="left"/>
+      <w:pPr>
+        <w:ind w:left="6120" w:hanging="360"/>
+      </w:pPr>
+      <w:rPr>
+        <w:rFonts w:ascii="Courier New" w:hAnsi="Courier New" w:cs="Courier New" w:hint="default"/>
+      </w:rPr>
+    </w:lvl>
+    <w:lvl w:ilvl="8" w:tplc="04090005" w:tentative="1">
+      <w:start w:val="1"/>
+      <w:numFmt w:val="bullet"/>
+      <w:lvlText w:val=""/>
+      <w:lvlJc w:val="left"/>
+      <w:pPr>
+        <w:ind w:left="6840" w:hanging="360"/>
+      </w:pPr>
+      <w:rPr>
+        <w:rFonts w:ascii="Wingdings" w:hAnsi="Wingdings" w:hint="default"/>
+      </w:rPr>
+    </w:lvl>
+  </w:abstractNum>
+  <w:abstractNum w:abstractNumId="2" w15:restartNumberingAfterBreak="0">
     <w:nsid w:val="72671BF2"/>
     <w:multiLevelType w:val="multilevel"/>
     <w:tmpl w:val="6DD60B2A"/>
@@ -10618,10 +11915,13 @@
     </w:lvl>
   </w:abstractNum>
   <w:num w:numId="1" w16cid:durableId="1353149544">
-    <w:abstractNumId w:val="1"/>
+    <w:abstractNumId w:val="2"/>
   </w:num>
   <w:num w:numId="2" w16cid:durableId="542060079">
     <w:abstractNumId w:val="0"/>
+  </w:num>
+  <w:num w:numId="3" w16cid:durableId="1538200612">
+    <w:abstractNumId w:val="1"/>
   </w:num>
 </w:numbering>
 </file>
@@ -11026,7 +12326,7 @@
   <w:style w:type="paragraph" w:default="1" w:styleId="Normal">
     <w:name w:val="Normal"/>
     <w:qFormat/>
-    <w:rsid w:val="008E33BF"/>
+    <w:rsid w:val="00B01837"/>
   </w:style>
   <w:style w:type="paragraph" w:styleId="Heading1">
     <w:name w:val="heading 1"/>
